--- a/fuentes/CF13_Plan de medios 2024.docx
+++ b/fuentes/CF13_Plan de medios 2024.docx
@@ -1,6 +1,6 @@
 
 <file path=word/document.xml><?xml version="1.0" encoding="utf-8"?>
-<w:document xmlns:wpc="http://schemas.microsoft.com/office/word/2010/wordprocessingCanvas" xmlns:cx="http://schemas.microsoft.com/office/drawing/2014/chartex" xmlns:cx1="http://schemas.microsoft.com/office/drawing/2015/9/8/chartex" xmlns:cx2="http://schemas.microsoft.com/office/drawing/2015/10/21/chartex" xmlns:cx3="http://schemas.microsoft.com/office/drawing/2016/5/9/chartex" xmlns:cx4="http://schemas.microsoft.com/office/drawing/2016/5/10/chartex" xmlns:cx5="http://schemas.microsoft.com/office/drawing/2016/5/11/chartex" xmlns:cx6="http://schemas.microsoft.com/office/drawing/2016/5/12/chartex" xmlns:cx7="http://schemas.microsoft.com/office/drawing/2016/5/13/chartex" xmlns:cx8="http://schemas.microsoft.com/office/drawing/2016/5/14/chartex" xmlns:mc="http://schemas.openxmlformats.org/markup-compatibility/2006" xmlns:aink="http://schemas.microsoft.com/office/drawing/2016/ink" xmlns:am3d="http://schemas.microsoft.com/office/drawing/2017/model3d" xmlns:o="urn:schemas-microsoft-com:office:office" xmlns:oel="http://schemas.microsoft.com/office/2019/extlst" xmlns:r="http://schemas.openxmlformats.org/officeDocument/2006/relationships" xmlns:m="http://schemas.openxmlformats.org/officeDocument/2006/math" xmlns:v="urn:schemas-microsoft-com:vml" xmlns:wp14="http://schemas.microsoft.com/office/word/2010/wordprocessingDrawing" xmlns:wp="http://schemas.openxmlformats.org/drawingml/2006/wordprocessingDrawing" xmlns:w10="urn:schemas-microsoft-com:office:word" xmlns:w="http://schemas.openxmlformats.org/wordprocessingml/2006/main" xmlns:w14="http://schemas.microsoft.com/office/word/2010/wordml" xmlns:w15="http://schemas.microsoft.com/office/word/2012/wordml" xmlns:w16cex="http://schemas.microsoft.com/office/word/2018/wordml/cex" xmlns:w16cid="http://schemas.microsoft.com/office/word/2016/wordml/cid" xmlns:w16="http://schemas.microsoft.com/office/word/2018/wordml" xmlns:w16du="http://schemas.microsoft.com/office/word/2023/wordml/word16du" xmlns:w16sdtdh="http://schemas.microsoft.com/office/word/2020/wordml/sdtdatahash" xmlns:w16se="http://schemas.microsoft.com/office/word/2015/wordml/symex" xmlns:wpg="http://schemas.microsoft.com/office/word/2010/wordprocessingGroup" xmlns:wpi="http://schemas.microsoft.com/office/word/2010/wordprocessingInk" xmlns:wne="http://schemas.microsoft.com/office/word/2006/wordml" xmlns:wps="http://schemas.microsoft.com/office/word/2010/wordprocessingShape" xmlns:a="http://schemas.openxmlformats.org/drawingml/2006/main" xmlns:pic="http://schemas.openxmlformats.org/drawingml/2006/picture" mc:Ignorable="w14 w15 w16se w16cid w16 w16cex w16sdtdh w16du wp14">
+<w:document xmlns:wpc="http://schemas.microsoft.com/office/word/2010/wordprocessingCanvas" xmlns:cx="http://schemas.microsoft.com/office/drawing/2014/chartex" xmlns:cx1="http://schemas.microsoft.com/office/drawing/2015/9/8/chartex" xmlns:cx2="http://schemas.microsoft.com/office/drawing/2015/10/21/chartex" xmlns:cx3="http://schemas.microsoft.com/office/drawing/2016/5/9/chartex" xmlns:cx4="http://schemas.microsoft.com/office/drawing/2016/5/10/chartex" xmlns:cx5="http://schemas.microsoft.com/office/drawing/2016/5/11/chartex" xmlns:cx6="http://schemas.microsoft.com/office/drawing/2016/5/12/chartex" xmlns:cx7="http://schemas.microsoft.com/office/drawing/2016/5/13/chartex" xmlns:cx8="http://schemas.microsoft.com/office/drawing/2016/5/14/chartex" xmlns:mc="http://schemas.openxmlformats.org/markup-compatibility/2006" xmlns:aink="http://schemas.microsoft.com/office/drawing/2016/ink" xmlns:am3d="http://schemas.microsoft.com/office/drawing/2017/model3d" xmlns:o="urn:schemas-microsoft-com:office:office" xmlns:oel="http://schemas.microsoft.com/office/2019/extlst" xmlns:r="http://schemas.openxmlformats.org/officeDocument/2006/relationships" xmlns:m="http://schemas.openxmlformats.org/officeDocument/2006/math" xmlns:v="urn:schemas-microsoft-com:vml" xmlns:wp14="http://schemas.microsoft.com/office/word/2010/wordprocessingDrawing" xmlns:wp="http://schemas.openxmlformats.org/drawingml/2006/wordprocessingDrawing" xmlns:w10="urn:schemas-microsoft-com:office:word" xmlns:w="http://schemas.openxmlformats.org/wordprocessingml/2006/main" xmlns:w14="http://schemas.microsoft.com/office/word/2010/wordml" xmlns:w15="http://schemas.microsoft.com/office/word/2012/wordml" xmlns:w16cex="http://schemas.microsoft.com/office/word/2018/wordml/cex" xmlns:w16cid="http://schemas.microsoft.com/office/word/2016/wordml/cid" xmlns:w16="http://schemas.microsoft.com/office/word/2018/wordml" xmlns:w16du="http://schemas.microsoft.com/office/word/2023/wordml/word16du" xmlns:w16sdtdh="http://schemas.microsoft.com/office/word/2020/wordml/sdtdatahash" xmlns:w16se="http://schemas.microsoft.com/office/word/2015/wordml/symex" xmlns:wpg="http://schemas.microsoft.com/office/word/2010/wordprocessingGroup" xmlns:wpi="http://schemas.microsoft.com/office/word/2010/wordprocessingInk" xmlns:wne="http://schemas.microsoft.com/office/word/2006/wordml" xmlns:wps="http://schemas.microsoft.com/office/word/2010/wordprocessingShape" xmlns:a="http://schemas.openxmlformats.org/drawingml/2006/main" xmlns:pic="http://schemas.openxmlformats.org/drawingml/2006/picture" xmlns:a14="http://schemas.microsoft.com/office/drawing/2010/main" mc:Ignorable="w14 w15 w16se w16cid w16 w16cex w16sdtdh w16du wp14">
   <w:body>
     <w:p>
       <w:pPr>
@@ -598,7 +598,16 @@
         <w:ind w:left="142"/>
       </w:pPr>
       <w:r>
-        <w:t>2.5 Cronograma de medios</w:t>
+        <w:rPr/>
+        <w:t>2.5 Cronograma</w:t>
+      </w:r>
+      <w:r>
+        <w:rPr/>
+        <w:t>s</w:t>
+      </w:r>
+      <w:r>
+        <w:rPr/>
+        <w:t xml:space="preserve"> de medios</w:t>
       </w:r>
     </w:p>
     <w:p>
@@ -619,8 +628,8 @@
       </w:r>
       <w:r>
         <w:rPr>
-          <w:i w:val="1"/>
-          <w:iCs w:val="1"/>
+          <w:i/>
+          <w:iCs/>
           <w:lang w:val="es-ES"/>
         </w:rPr>
         <w:t>Merchandising</w:t>
@@ -660,8 +669,8 @@
       <w:pPr>
         <w:ind w:left="142"/>
         <w:rPr>
-          <w:i w:val="1"/>
-          <w:iCs w:val="1"/>
+          <w:i/>
+          <w:iCs/>
           <w:lang w:val="es-ES"/>
         </w:rPr>
       </w:pPr>
@@ -673,8 +682,8 @@
       </w:r>
       <w:r>
         <w:rPr>
-          <w:i w:val="1"/>
-          <w:iCs w:val="1"/>
+          <w:i/>
+          <w:iCs/>
           <w:lang w:val="es-ES"/>
         </w:rPr>
         <w:t>merchandising</w:t>
@@ -689,8 +698,8 @@
       </w:r>
       <w:r>
         <w:rPr>
-          <w:i w:val="1"/>
-          <w:iCs w:val="1"/>
+          <w:i/>
+          <w:iCs/>
           <w:lang w:val="es-ES"/>
         </w:rPr>
         <w:t>Merchandising</w:t>
@@ -720,7 +729,16 @@
         <w:ind w:left="284" w:hanging="142"/>
       </w:pPr>
       <w:r>
-        <w:t>5.1 Poster de precios</w:t>
+        <w:rPr/>
+        <w:t>5.1 P</w:t>
+      </w:r>
+      <w:r>
+        <w:rPr/>
+        <w:t>ó</w:t>
+      </w:r>
+      <w:r>
+        <w:rPr/>
+        <w:t>ster de precios</w:t>
       </w:r>
     </w:p>
     <w:p>
@@ -735,8 +753,8 @@
       <w:pPr>
         <w:ind w:left="284" w:hanging="142"/>
         <w:rPr>
-          <w:i w:val="1"/>
-          <w:iCs w:val="1"/>
+          <w:i/>
+          <w:iCs/>
           <w:lang w:val="es-ES"/>
         </w:rPr>
       </w:pPr>
@@ -748,43 +766,11 @@
       </w:r>
       <w:r>
         <w:rPr>
-          <w:i w:val="1"/>
-          <w:iCs w:val="1"/>
+          <w:i/>
+          <w:iCs/>
           <w:lang w:val="es-ES"/>
         </w:rPr>
-        <w:t xml:space="preserve">vinilo </w:t>
-      </w:r>
-      <w:r>
-        <w:rPr>
-          <w:i w:val="1"/>
-          <w:iCs w:val="1"/>
-          <w:lang w:val="es-ES"/>
-        </w:rPr>
-        <w:t>floor</w:t>
-      </w:r>
-      <w:r>
-        <w:rPr>
-          <w:i w:val="1"/>
-          <w:iCs w:val="1"/>
-          <w:lang w:val="es-ES"/>
-        </w:rPr>
-        <w:t xml:space="preserve"> </w:t>
-      </w:r>
-      <w:r>
-        <w:rPr>
-          <w:i w:val="1"/>
-          <w:iCs w:val="1"/>
-          <w:lang w:val="es-ES"/>
-        </w:rPr>
-        <w:t>graphic</w:t>
-      </w:r>
-      <w:r>
-        <w:rPr>
-          <w:i w:val="1"/>
-          <w:iCs w:val="1"/>
-          <w:lang w:val="es-ES"/>
-        </w:rPr>
-        <w:t>)</w:t>
+        <w:t>vinilo floor graphic)</w:t>
       </w:r>
     </w:p>
     <w:p>
@@ -802,7 +788,6 @@
         </w:numPr>
       </w:pPr>
       <w:r>
-        <w:lastRenderedPageBreak/>
         <w:t>Desarrollo de contenidos</w:t>
       </w:r>
     </w:p>
@@ -815,7 +800,7 @@
       <w:r>
         <w:t xml:space="preserve">Enlace infografía: </w:t>
       </w:r>
-      <w:hyperlink w:history="1" r:id="rId5">
+      <w:hyperlink w:history="1" r:id="rId8">
         <w:r>
           <w:rPr>
             <w:rStyle w:val="Hipervnculo"/>
@@ -905,7 +890,7 @@
               </wp:anchor>
             </w:drawing>
           </mc:Choice>
-          <mc:Fallback>
+          <mc:Fallback xmlns:pic="http://schemas.openxmlformats.org/drawingml/2006/picture" xmlns:a="http://schemas.openxmlformats.org/drawingml/2006/main">
             <w:pict>
               <v:rect id="Rectángulo 1" style="position:absolute;margin-left:191.5pt;margin-top:77.9pt;width:26.2pt;height:12.1pt;z-index:251661312;visibility:visible;mso-wrap-style:square;mso-width-percent:0;mso-height-percent:0;mso-wrap-distance-left:9pt;mso-wrap-distance-top:0;mso-wrap-distance-right:9pt;mso-wrap-distance-bottom:0;mso-position-horizontal:absolute;mso-position-horizontal-relative:text;mso-position-vertical:absolute;mso-position-vertical-relative:text;mso-width-percent:0;mso-height-percent:0;mso-width-relative:margin;mso-height-relative:margin;v-text-anchor:middle" o:spid="_x0000_s1026" filled="f" strokecolor="red" strokeweight="3pt" w14:anchorId="53CAD456" o:gfxdata="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"/>
             </w:pict>
@@ -986,7 +971,7 @@
               </wp:anchor>
             </w:drawing>
           </mc:Choice>
-          <mc:Fallback>
+          <mc:Fallback xmlns:pic="http://schemas.openxmlformats.org/drawingml/2006/picture" xmlns:a="http://schemas.openxmlformats.org/drawingml/2006/main">
             <w:pict>
               <v:rect id="Rectángulo 1" style="position:absolute;margin-left:285.65pt;margin-top:68.1pt;width:26.2pt;height:12.1pt;z-index:251659264;visibility:visible;mso-wrap-style:square;mso-width-percent:0;mso-height-percent:0;mso-wrap-distance-left:9pt;mso-wrap-distance-top:0;mso-wrap-distance-right:9pt;mso-wrap-distance-bottom:0;mso-position-horizontal:absolute;mso-position-horizontal-relative:text;mso-position-vertical:absolute;mso-position-vertical-relative:text;mso-width-percent:0;mso-height-percent:0;mso-width-relative:margin;mso-height-relative:margin;v-text-anchor:middle" o:spid="_x0000_s1026" filled="f" strokecolor="red" strokeweight="3pt" w14:anchorId="5030E92C" o:gfxdata="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"/>
             </w:pict>
@@ -1014,7 +999,7 @@
                     <pic:cNvPicPr/>
                   </pic:nvPicPr>
                   <pic:blipFill>
-                    <a:blip r:embed="rId6"/>
+                    <a:blip r:embed="rId9"/>
                     <a:stretch>
                       <a:fillRect/>
                     </a:stretch>
@@ -1067,7 +1052,7 @@
       <w:r>
         <w:t xml:space="preserve">Enlace video: </w:t>
       </w:r>
-      <w:hyperlink w:history="1" r:id="rId11">
+      <w:hyperlink w:history="1" r:id="rId14">
         <w:r>
           <w:rPr>
             <w:rStyle w:val="Hipervnculo"/>
@@ -1152,7 +1137,7 @@
               </wp:anchor>
             </w:drawing>
           </mc:Choice>
-          <mc:Fallback>
+          <mc:Fallback xmlns:pic="http://schemas.openxmlformats.org/drawingml/2006/picture" xmlns:a="http://schemas.openxmlformats.org/drawingml/2006/main">
             <w:pict>
               <v:rect id="Rectángulo 1" style="position:absolute;margin-left:38.75pt;margin-top:37.45pt;width:37.25pt;height:13.25pt;z-index:251663360;visibility:visible;mso-wrap-style:square;mso-width-percent:0;mso-height-percent:0;mso-wrap-distance-left:9pt;mso-wrap-distance-top:0;mso-wrap-distance-right:9pt;mso-wrap-distance-bottom:0;mso-position-horizontal:absolute;mso-position-horizontal-relative:text;mso-position-vertical:absolute;mso-position-vertical-relative:text;mso-width-percent:0;mso-height-percent:0;mso-width-relative:margin;mso-height-relative:margin;v-text-anchor:middle" o:spid="_x0000_s1026" filled="f" strokecolor="red" strokeweight="3pt" w14:anchorId="3CCF3375" o:gfxdata="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"/>
             </w:pict>
@@ -1180,7 +1165,7 @@
                     <pic:cNvPicPr/>
                   </pic:nvPicPr>
                   <pic:blipFill>
-                    <a:blip r:embed="rId12"/>
+                    <a:blip r:embed="rId15"/>
                     <a:stretch>
                       <a:fillRect/>
                     </a:stretch>
@@ -1284,7 +1269,7 @@
               </wp:anchor>
             </w:drawing>
           </mc:Choice>
-          <mc:Fallback>
+          <mc:Fallback xmlns:pic="http://schemas.openxmlformats.org/drawingml/2006/picture" xmlns:a="http://schemas.openxmlformats.org/drawingml/2006/main">
             <w:pict>
               <v:rect id="Rectángulo 1" style="position:absolute;margin-left:310.15pt;margin-top:27.25pt;width:37.25pt;height:13.25pt;z-index:251665408;visibility:visible;mso-wrap-style:square;mso-width-percent:0;mso-height-percent:0;mso-wrap-distance-left:9pt;mso-wrap-distance-top:0;mso-wrap-distance-right:9pt;mso-wrap-distance-bottom:0;mso-position-horizontal:absolute;mso-position-horizontal-relative:text;mso-position-vertical:absolute;mso-position-vertical-relative:text;mso-width-percent:0;mso-height-percent:0;mso-width-relative:margin;mso-height-relative:margin;v-text-anchor:middle" o:spid="_x0000_s1026" filled="f" strokecolor="red" strokeweight="3pt" w14:anchorId="2A2ED14C" o:gfxdata="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"/>
             </w:pict>
@@ -1312,7 +1297,7 @@
                     <pic:cNvPicPr/>
                   </pic:nvPicPr>
                   <pic:blipFill>
-                    <a:blip r:embed="rId13"/>
+                    <a:blip r:embed="rId16"/>
                     <a:stretch>
                       <a:fillRect/>
                     </a:stretch>
@@ -1416,7 +1401,7 @@
               </wp:anchor>
             </w:drawing>
           </mc:Choice>
-          <mc:Fallback>
+          <mc:Fallback xmlns:pic="http://schemas.openxmlformats.org/drawingml/2006/picture" xmlns:a="http://schemas.openxmlformats.org/drawingml/2006/main">
             <w:pict>
               <v:rect id="Rectángulo 1" style="position:absolute;margin-left:59.05pt;margin-top:36.55pt;width:53.9pt;height:14.2pt;z-index:251667456;visibility:visible;mso-wrap-style:square;mso-width-percent:0;mso-height-percent:0;mso-wrap-distance-left:9pt;mso-wrap-distance-top:0;mso-wrap-distance-right:9pt;mso-wrap-distance-bottom:0;mso-position-horizontal:absolute;mso-position-horizontal-relative:text;mso-position-vertical:absolute;mso-position-vertical-relative:text;mso-width-percent:0;mso-height-percent:0;mso-width-relative:margin;mso-height-relative:margin;v-text-anchor:middle" o:spid="_x0000_s1026" filled="f" strokecolor="red" strokeweight="3pt" w14:anchorId="36515234" o:gfxdata="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"/>
             </w:pict>
@@ -1444,7 +1429,7 @@
                     <pic:cNvPicPr/>
                   </pic:nvPicPr>
                   <pic:blipFill>
-                    <a:blip r:embed="rId14"/>
+                    <a:blip r:embed="rId17"/>
                     <a:stretch>
                       <a:fillRect/>
                     </a:stretch>
@@ -1475,7 +1460,6 @@
     <w:p/>
     <w:p>
       <w:r>
-        <w:lastRenderedPageBreak/>
         <w:t>2.3</w:t>
       </w:r>
     </w:p>
@@ -1555,7 +1539,7 @@
               </wp:anchor>
             </w:drawing>
           </mc:Choice>
-          <mc:Fallback>
+          <mc:Fallback xmlns:pic="http://schemas.openxmlformats.org/drawingml/2006/picture" xmlns:a="http://schemas.openxmlformats.org/drawingml/2006/main">
             <w:pict>
               <v:rect id="Rectángulo 1" style="position:absolute;margin-left:265.35pt;margin-top:95.45pt;width:92.65pt;height:15.1pt;z-index:251671552;visibility:visible;mso-wrap-style:square;mso-width-percent:0;mso-height-percent:0;mso-wrap-distance-left:9pt;mso-wrap-distance-top:0;mso-wrap-distance-right:9pt;mso-wrap-distance-bottom:0;mso-position-horizontal:absolute;mso-position-horizontal-relative:text;mso-position-vertical:absolute;mso-position-vertical-relative:text;mso-width-percent:0;mso-height-percent:0;mso-width-relative:margin;mso-height-relative:margin;v-text-anchor:middle" o:spid="_x0000_s1026" filled="f" strokecolor="red" strokeweight="3pt" w14:anchorId="41AA9ACA" o:gfxdata="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"/>
             </w:pict>
@@ -1636,7 +1620,7 @@
               </wp:anchor>
             </w:drawing>
           </mc:Choice>
-          <mc:Fallback>
+          <mc:Fallback xmlns:pic="http://schemas.openxmlformats.org/drawingml/2006/picture" xmlns:a="http://schemas.openxmlformats.org/drawingml/2006/main">
             <w:pict>
               <v:rect id="Rectángulo 1" style="position:absolute;margin-left:134.3pt;margin-top:126.35pt;width:33.1pt;height:13.25pt;z-index:251669504;visibility:visible;mso-wrap-style:square;mso-width-percent:0;mso-height-percent:0;mso-wrap-distance-left:9pt;mso-wrap-distance-top:0;mso-wrap-distance-right:9pt;mso-wrap-distance-bottom:0;mso-position-horizontal:absolute;mso-position-horizontal-relative:text;mso-position-vertical:absolute;mso-position-vertical-relative:text;mso-width-percent:0;mso-height-percent:0;mso-width-relative:margin;mso-height-relative:margin;v-text-anchor:middle" o:spid="_x0000_s1026" filled="f" strokecolor="red" strokeweight="3pt" w14:anchorId="2E0F9EF2" o:gfxdata="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"/>
             </w:pict>
@@ -1664,7 +1648,7 @@
                     <pic:cNvPicPr/>
                   </pic:nvPicPr>
                   <pic:blipFill>
-                    <a:blip r:embed="rId15"/>
+                    <a:blip r:embed="rId18"/>
                     <a:stretch>
                       <a:fillRect/>
                     </a:stretch>
@@ -1773,7 +1757,7 @@
               </wp:anchor>
             </w:drawing>
           </mc:Choice>
-          <mc:Fallback>
+          <mc:Fallback xmlns:pic="http://schemas.openxmlformats.org/drawingml/2006/picture" xmlns:a="http://schemas.openxmlformats.org/drawingml/2006/main">
             <w:pict>
               <v:rect id="Rectángulo 1" style="position:absolute;margin-left:322.6pt;margin-top:137.15pt;width:52.5pt;height:13.75pt;z-index:251677696;visibility:visible;mso-wrap-style:square;mso-width-percent:0;mso-height-percent:0;mso-wrap-distance-left:9pt;mso-wrap-distance-top:0;mso-wrap-distance-right:9pt;mso-wrap-distance-bottom:0;mso-position-horizontal:absolute;mso-position-horizontal-relative:text;mso-position-vertical:absolute;mso-position-vertical-relative:text;mso-width-percent:0;mso-height-percent:0;mso-width-relative:margin;mso-height-relative:margin;v-text-anchor:middle" o:spid="_x0000_s1026" filled="f" strokecolor="red" strokeweight="3pt" w14:anchorId="687495DA" o:gfxdata="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"/>
             </w:pict>
@@ -1854,7 +1838,7 @@
               </wp:anchor>
             </w:drawing>
           </mc:Choice>
-          <mc:Fallback>
+          <mc:Fallback xmlns:pic="http://schemas.openxmlformats.org/drawingml/2006/picture" xmlns:a="http://schemas.openxmlformats.org/drawingml/2006/main">
             <w:pict>
               <v:rect id="Rectángulo 1" style="position:absolute;margin-left:209.05pt;margin-top:58.7pt;width:33.1pt;height:13.25pt;z-index:251675648;visibility:visible;mso-wrap-style:square;mso-width-percent:0;mso-height-percent:0;mso-wrap-distance-left:9pt;mso-wrap-distance-top:0;mso-wrap-distance-right:9pt;mso-wrap-distance-bottom:0;mso-position-horizontal:absolute;mso-position-horizontal-relative:text;mso-position-vertical:absolute;mso-position-vertical-relative:text;mso-width-percent:0;mso-height-percent:0;mso-width-relative:margin;mso-height-relative:margin;v-text-anchor:middle" o:spid="_x0000_s1026" filled="f" strokecolor="red" strokeweight="3pt" w14:anchorId="198C021D" o:gfxdata="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"/>
             </w:pict>
@@ -1935,7 +1919,7 @@
               </wp:anchor>
             </w:drawing>
           </mc:Choice>
-          <mc:Fallback>
+          <mc:Fallback xmlns:pic="http://schemas.openxmlformats.org/drawingml/2006/picture" xmlns:a="http://schemas.openxmlformats.org/drawingml/2006/main">
             <w:pict>
               <v:rect id="Rectángulo 1" style="position:absolute;margin-left:360.85pt;margin-top:17.6pt;width:33.1pt;height:13.25pt;z-index:251673600;visibility:visible;mso-wrap-style:square;mso-width-percent:0;mso-height-percent:0;mso-wrap-distance-left:9pt;mso-wrap-distance-top:0;mso-wrap-distance-right:9pt;mso-wrap-distance-bottom:0;mso-position-horizontal:absolute;mso-position-horizontal-relative:text;mso-position-vertical:absolute;mso-position-vertical-relative:text;mso-width-percent:0;mso-height-percent:0;mso-width-relative:margin;mso-height-relative:margin;v-text-anchor:middle" o:spid="_x0000_s1026" filled="f" strokecolor="red" strokeweight="3pt" w14:anchorId="2EFC198E" o:gfxdata="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"/>
             </w:pict>
@@ -1963,7 +1947,7 @@
                     <pic:cNvPicPr/>
                   </pic:nvPicPr>
                   <pic:blipFill>
-                    <a:blip r:embed="rId16"/>
+                    <a:blip r:embed="rId19"/>
                     <a:stretch>
                       <a:fillRect/>
                     </a:stretch>
@@ -1991,8 +1975,183 @@
         <w:commentReference w:id="6"/>
       </w:r>
     </w:p>
+    <w:p>
+      <w:r>
+        <w:rPr/>
+        <w:t>2.5 Cronogramas de medios</w:t>
+      </w:r>
+    </w:p>
     <w:p/>
     <w:p>
+      <w:pPr>
+        <w:pStyle w:val="Normal"/>
+      </w:pPr>
+      <w:commentRangeStart w:id="1850091092"/>
+      <w:r>
+        <w:drawing>
+          <wp:inline wp14:editId="549A9D19" wp14:anchorId="2B95B9C8">
+            <wp:extent cx="5619752" cy="2333625"/>
+            <wp:effectExtent l="0" t="0" r="0" b="0"/>
+            <wp:docPr id="721418250" name="" title=""/>
+            <wp:cNvGraphicFramePr>
+              <a:graphicFrameLocks noChangeAspect="1"/>
+            </wp:cNvGraphicFramePr>
+            <a:graphic>
+              <a:graphicData uri="http://schemas.openxmlformats.org/drawingml/2006/picture">
+                <pic:pic>
+                  <pic:nvPicPr>
+                    <pic:cNvPr id="0" name=""/>
+                    <pic:cNvPicPr/>
+                  </pic:nvPicPr>
+                  <pic:blipFill>
+                    <a:blip r:embed="Rcbb6f5f88a554c19">
+                      <a:extLst>
+                        <a:ext xmlns:a="http://schemas.openxmlformats.org/drawingml/2006/main" uri="{28A0092B-C50C-407E-A947-70E740481C1C}">
+                          <a14:useLocalDpi val="0"/>
+                        </a:ext>
+                      </a:extLst>
+                    </a:blip>
+                    <a:stretch>
+                      <a:fillRect/>
+                    </a:stretch>
+                  </pic:blipFill>
+                  <pic:spPr>
+                    <a:xfrm>
+                      <a:off x="0" y="0"/>
+                      <a:ext cx="5619752" cy="2333625"/>
+                    </a:xfrm>
+                    <a:prstGeom prst="rect">
+                      <a:avLst/>
+                    </a:prstGeom>
+                  </pic:spPr>
+                </pic:pic>
+              </a:graphicData>
+            </a:graphic>
+          </wp:inline>
+        </w:drawing>
+      </w:r>
+      <w:commentRangeEnd w:id="1850091092"/>
+      <w:r>
+        <w:rPr>
+          <w:rStyle w:val="CommentReference"/>
+        </w:rPr>
+        <w:commentReference w:id="1850091092"/>
+      </w:r>
+    </w:p>
+    <w:p>
+      <w:pPr>
+        <w:pStyle w:val="Normal"/>
+      </w:pPr>
+      <w:commentRangeStart w:id="1933215447"/>
+      <w:r>
+        <w:drawing>
+          <wp:inline wp14:editId="1CCC71A9" wp14:anchorId="2B00C212">
+            <wp:extent cx="5619752" cy="809625"/>
+            <wp:effectExtent l="0" t="0" r="0" b="0"/>
+            <wp:docPr id="905880741" name="" title=""/>
+            <wp:cNvGraphicFramePr>
+              <a:graphicFrameLocks noChangeAspect="1"/>
+            </wp:cNvGraphicFramePr>
+            <a:graphic>
+              <a:graphicData uri="http://schemas.openxmlformats.org/drawingml/2006/picture">
+                <pic:pic>
+                  <pic:nvPicPr>
+                    <pic:cNvPr id="0" name=""/>
+                    <pic:cNvPicPr/>
+                  </pic:nvPicPr>
+                  <pic:blipFill>
+                    <a:blip r:embed="Rb5014ca40ab34568">
+                      <a:extLst>
+                        <a:ext xmlns:a="http://schemas.openxmlformats.org/drawingml/2006/main" uri="{28A0092B-C50C-407E-A947-70E740481C1C}">
+                          <a14:useLocalDpi val="0"/>
+                        </a:ext>
+                      </a:extLst>
+                    </a:blip>
+                    <a:stretch>
+                      <a:fillRect/>
+                    </a:stretch>
+                  </pic:blipFill>
+                  <pic:spPr>
+                    <a:xfrm>
+                      <a:off x="0" y="0"/>
+                      <a:ext cx="5619752" cy="809625"/>
+                    </a:xfrm>
+                    <a:prstGeom prst="rect">
+                      <a:avLst/>
+                    </a:prstGeom>
+                  </pic:spPr>
+                </pic:pic>
+              </a:graphicData>
+            </a:graphic>
+          </wp:inline>
+        </w:drawing>
+      </w:r>
+      <w:commentRangeEnd w:id="1933215447"/>
+      <w:r>
+        <w:rPr>
+          <w:rStyle w:val="CommentReference"/>
+        </w:rPr>
+        <w:commentReference w:id="1933215447"/>
+      </w:r>
+    </w:p>
+    <w:p>
+      <w:pPr>
+        <w:pStyle w:val="Normal"/>
+      </w:pPr>
+      <w:commentRangeStart w:id="710901145"/>
+      <w:r>
+        <w:drawing>
+          <wp:inline wp14:editId="09AF716F" wp14:anchorId="4BA869F8">
+            <wp:extent cx="5619752" cy="1200150"/>
+            <wp:effectExtent l="0" t="0" r="0" b="0"/>
+            <wp:docPr id="1563851288" name="" title=""/>
+            <wp:cNvGraphicFramePr>
+              <a:graphicFrameLocks noChangeAspect="1"/>
+            </wp:cNvGraphicFramePr>
+            <a:graphic>
+              <a:graphicData uri="http://schemas.openxmlformats.org/drawingml/2006/picture">
+                <pic:pic>
+                  <pic:nvPicPr>
+                    <pic:cNvPr id="0" name=""/>
+                    <pic:cNvPicPr/>
+                  </pic:nvPicPr>
+                  <pic:blipFill>
+                    <a:blip r:embed="R2c1c2a9eac814b51">
+                      <a:extLst>
+                        <a:ext xmlns:a="http://schemas.openxmlformats.org/drawingml/2006/main" uri="{28A0092B-C50C-407E-A947-70E740481C1C}">
+                          <a14:useLocalDpi val="0"/>
+                        </a:ext>
+                      </a:extLst>
+                    </a:blip>
+                    <a:stretch>
+                      <a:fillRect/>
+                    </a:stretch>
+                  </pic:blipFill>
+                  <pic:spPr>
+                    <a:xfrm>
+                      <a:off x="0" y="0"/>
+                      <a:ext cx="5619752" cy="1200150"/>
+                    </a:xfrm>
+                    <a:prstGeom prst="rect">
+                      <a:avLst/>
+                    </a:prstGeom>
+                  </pic:spPr>
+                </pic:pic>
+              </a:graphicData>
+            </a:graphic>
+          </wp:inline>
+        </w:drawing>
+      </w:r>
+      <w:commentRangeEnd w:id="710901145"/>
+      <w:r>
+        <w:rPr>
+          <w:rStyle w:val="CommentReference"/>
+        </w:rPr>
+        <w:commentReference w:id="710901145"/>
+      </w:r>
+    </w:p>
+    <w:p/>
+    <w:p>
       <w:r>
         <w:t>3.</w:t>
       </w:r>
@@ -2006,8 +2165,8 @@
       </w:r>
       <w:r>
         <w:rPr>
-          <w:i w:val="1"/>
-          <w:iCs w:val="1"/>
+          <w:i/>
+          <w:iCs/>
           <w:lang w:val="es-ES"/>
         </w:rPr>
         <w:t>merchandising</w:t>
@@ -2024,7 +2183,7 @@
       <w:r>
         <w:t xml:space="preserve">Enlace video: </w:t>
       </w:r>
-      <w:hyperlink w:history="1" r:id="rId17">
+      <w:hyperlink w:history="1" r:id="rId20">
         <w:r>
           <w:rPr>
             <w:rStyle w:val="Hipervnculo"/>
@@ -2116,7 +2275,7 @@
               </wp:anchor>
             </w:drawing>
           </mc:Choice>
-          <mc:Fallback>
+          <mc:Fallback xmlns:pic="http://schemas.openxmlformats.org/drawingml/2006/picture" xmlns:a="http://schemas.openxmlformats.org/drawingml/2006/main">
             <w:pict>
               <v:rect id="Rectángulo 1" style="position:absolute;margin-left:332.75pt;margin-top:20.85pt;width:35.4pt;height:15.1pt;z-index:251679744;visibility:visible;mso-wrap-style:square;mso-width-percent:0;mso-height-percent:0;mso-wrap-distance-left:9pt;mso-wrap-distance-top:0;mso-wrap-distance-right:9pt;mso-wrap-distance-bottom:0;mso-position-horizontal:absolute;mso-position-horizontal-relative:text;mso-position-vertical:absolute;mso-position-vertical-relative:text;mso-width-percent:0;mso-height-percent:0;mso-width-relative:margin;mso-height-relative:margin;v-text-anchor:middle" o:spid="_x0000_s1026" filled="f" strokecolor="red" strokeweight="3pt" w14:anchorId="7509F18A" o:gfxdata="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"/>
             </w:pict>
@@ -2144,7 +2303,7 @@
                     <pic:cNvPicPr/>
                   </pic:nvPicPr>
                   <pic:blipFill>
-                    <a:blip r:embed="rId18"/>
+                    <a:blip r:embed="rId21"/>
                     <a:stretch>
                       <a:fillRect/>
                     </a:stretch>
@@ -2176,35 +2335,39 @@
     <w:p/>
     <w:p>
       <w:commentRangeStart w:id="8"/>
-      <w:r>
-        <w:rPr>
-          <w:noProof/>
-        </w:rPr>
+      <w:commentRangeStart w:id="1458368504"/>
+      <w:r>
         <w:drawing>
-          <wp:inline distT="0" distB="0" distL="0" distR="0" wp14:anchorId="0E2180C0" wp14:editId="00A7A173">
+          <wp:inline wp14:editId="0466F088" wp14:anchorId="0E2180C0">
             <wp:extent cx="2514600" cy="1923448"/>
             <wp:effectExtent l="0" t="0" r="0" b="635"/>
-            <wp:docPr id="759992009" name="Imagen 1"/>
+            <wp:docPr id="759992009" name="Imagen 1" title=""/>
             <wp:cNvGraphicFramePr>
-              <a:graphicFrameLocks xmlns:a="http://schemas.openxmlformats.org/drawingml/2006/main" noChangeAspect="1"/>
+              <a:graphicFrameLocks noChangeAspect="1"/>
             </wp:cNvGraphicFramePr>
-            <a:graphic xmlns:a="http://schemas.openxmlformats.org/drawingml/2006/main">
+            <a:graphic>
               <a:graphicData uri="http://schemas.openxmlformats.org/drawingml/2006/picture">
-                <pic:pic xmlns:pic="http://schemas.openxmlformats.org/drawingml/2006/picture">
+                <pic:pic>
                   <pic:nvPicPr>
-                    <pic:cNvPr id="759992009" name=""/>
+                    <pic:cNvPr id="0" name="Imagen 1"/>
                     <pic:cNvPicPr/>
                   </pic:nvPicPr>
                   <pic:blipFill>
-                    <a:blip r:embed="rId19"/>
+                    <a:blip r:embed="Ra452a832cd3f4541">
+                      <a:extLst>
+                        <a:ext xmlns:a="http://schemas.openxmlformats.org/drawingml/2006/main" uri="{28A0092B-C50C-407E-A947-70E740481C1C}">
+                          <a14:useLocalDpi val="0"/>
+                        </a:ext>
+                      </a:extLst>
+                    </a:blip>
                     <a:stretch>
                       <a:fillRect/>
                     </a:stretch>
                   </pic:blipFill>
                   <pic:spPr>
-                    <a:xfrm>
+                    <a:xfrm rot="0" flipH="0" flipV="0">
                       <a:off x="0" y="0"/>
-                      <a:ext cx="2523895" cy="1930558"/>
+                      <a:ext cx="2514600" cy="1923448"/>
                     </a:xfrm>
                     <a:prstGeom prst="rect">
                       <a:avLst/>
@@ -2219,9 +2382,16 @@
       <w:commentRangeEnd w:id="8"/>
       <w:r>
         <w:rPr>
-          <w:rStyle w:val="Refdecomentario"/>
+          <w:rStyle w:val="CommentReference"/>
         </w:rPr>
         <w:commentReference w:id="8"/>
+      </w:r>
+      <w:commentRangeEnd w:id="1458368504"/>
+      <w:r>
+        <w:rPr>
+          <w:rStyle w:val="CommentReference"/>
+        </w:rPr>
+        <w:commentReference w:id="1458368504"/>
       </w:r>
     </w:p>
     <w:p/>
@@ -2305,7 +2475,7 @@
               </wp:anchor>
             </w:drawing>
           </mc:Choice>
-          <mc:Fallback>
+          <mc:Fallback xmlns:pic="http://schemas.openxmlformats.org/drawingml/2006/picture" xmlns:a="http://schemas.openxmlformats.org/drawingml/2006/main">
             <w:pict>
               <v:rect id="Rectángulo 1" style="position:absolute;margin-left:249.2pt;margin-top:61.35pt;width:26.65pt;height:13.75pt;z-index:251683840;visibility:visible;mso-wrap-style:square;mso-width-percent:0;mso-height-percent:0;mso-wrap-distance-left:9pt;mso-wrap-distance-top:0;mso-wrap-distance-right:9pt;mso-wrap-distance-bottom:0;mso-position-horizontal:absolute;mso-position-horizontal-relative:text;mso-position-vertical:absolute;mso-position-vertical-relative:text;mso-width-percent:0;mso-height-percent:0;mso-width-relative:margin;mso-height-relative:margin;v-text-anchor:middle" o:spid="_x0000_s1026" filled="f" strokecolor="red" strokeweight="3pt" w14:anchorId="1B679DF0" o:gfxdata="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"/>
             </w:pict>
@@ -2386,7 +2556,7 @@
               </wp:anchor>
             </w:drawing>
           </mc:Choice>
-          <mc:Fallback>
+          <mc:Fallback xmlns:pic="http://schemas.openxmlformats.org/drawingml/2006/picture" xmlns:a="http://schemas.openxmlformats.org/drawingml/2006/main">
             <w:pict>
               <v:rect id="Rectángulo 1" style="position:absolute;margin-left:36.9pt;margin-top:61.3pt;width:32.65pt;height:13.25pt;z-index:251681792;visibility:visible;mso-wrap-style:square;mso-width-percent:0;mso-height-percent:0;mso-wrap-distance-left:9pt;mso-wrap-distance-top:0;mso-wrap-distance-right:9pt;mso-wrap-distance-bottom:0;mso-position-horizontal:absolute;mso-position-horizontal-relative:margin;mso-position-vertical:absolute;mso-position-vertical-relative:text;mso-width-percent:0;mso-height-percent:0;mso-width-relative:margin;mso-height-relative:margin;v-text-anchor:middle" o:spid="_x0000_s1026" filled="f" strokecolor="red" strokeweight="3pt" w14:anchorId="553E7CFA" o:gfxdata="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">
                 <w10:wrap anchorx="margin"/>
@@ -2416,7 +2586,7 @@
                     <pic:cNvPicPr/>
                   </pic:nvPicPr>
                   <pic:blipFill>
-                    <a:blip r:embed="rId20"/>
+                    <a:blip r:embed="rId23"/>
                     <a:stretch>
                       <a:fillRect/>
                     </a:stretch>
@@ -2519,7 +2689,7 @@
               </wp:anchor>
             </w:drawing>
           </mc:Choice>
-          <mc:Fallback>
+          <mc:Fallback xmlns:pic="http://schemas.openxmlformats.org/drawingml/2006/picture" xmlns:a="http://schemas.openxmlformats.org/drawingml/2006/main">
             <w:pict>
               <v:rect id="Rectángulo 1" style="position:absolute;margin-left:180.9pt;margin-top:9.85pt;width:26.65pt;height:13.75pt;z-index:251685888;visibility:visible;mso-wrap-style:square;mso-width-percent:0;mso-height-percent:0;mso-wrap-distance-left:9pt;mso-wrap-distance-top:0;mso-wrap-distance-right:9pt;mso-wrap-distance-bottom:0;mso-position-horizontal:absolute;mso-position-horizontal-relative:text;mso-position-vertical:absolute;mso-position-vertical-relative:text;mso-width-percent:0;mso-height-percent:0;mso-width-relative:margin;mso-height-relative:margin;v-text-anchor:middle" o:spid="_x0000_s1026" filled="f" strokecolor="red" strokeweight="3pt" w14:anchorId="6D65EA88" o:gfxdata="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"/>
             </w:pict>
@@ -2546,7 +2716,7 @@
                     <pic:cNvPicPr/>
                   </pic:nvPicPr>
                   <pic:blipFill>
-                    <a:blip r:embed="rId21"/>
+                    <a:blip r:embed="rId24"/>
                     <a:stretch>
                       <a:fillRect/>
                     </a:stretch>
@@ -2597,67 +2767,7 @@
           <w:shd w:val="clear" w:color="auto" w:fill="FFFFFF"/>
           <w:lang w:val="es-ES"/>
         </w:rPr>
-        <w:t xml:space="preserve">Point </w:t>
-      </w:r>
-      <w:r>
-        <w:rPr>
-          <w:rStyle w:val="nfasis"/>
-          <w:sz w:val="21"/>
-          <w:szCs w:val="21"/>
-          <w:shd w:val="clear" w:color="auto" w:fill="FFFFFF"/>
-          <w:lang w:val="es-ES"/>
-        </w:rPr>
-        <w:t>Of</w:t>
-      </w:r>
-      <w:r>
-        <w:rPr>
-          <w:rStyle w:val="nfasis"/>
-          <w:sz w:val="21"/>
-          <w:szCs w:val="21"/>
-          <w:shd w:val="clear" w:color="auto" w:fill="FFFFFF"/>
-          <w:lang w:val="es-ES"/>
-        </w:rPr>
-        <w:t xml:space="preserve"> </w:t>
-      </w:r>
-      <w:r>
-        <w:rPr>
-          <w:rStyle w:val="nfasis"/>
-          <w:sz w:val="21"/>
-          <w:szCs w:val="21"/>
-          <w:shd w:val="clear" w:color="auto" w:fill="FFFFFF"/>
-          <w:lang w:val="es-ES"/>
-        </w:rPr>
-        <w:t>Purchase</w:t>
-      </w:r>
-      <w:r>
-        <w:rPr>
-          <w:rStyle w:val="nfasis"/>
-          <w:sz w:val="21"/>
-          <w:szCs w:val="21"/>
-          <w:shd w:val="clear" w:color="auto" w:fill="FFFFFF"/>
-          <w:lang w:val="es-ES"/>
-        </w:rPr>
-        <w:t xml:space="preserve"> </w:t>
-      </w:r>
-      <w:r>
-        <w:rPr>
-          <w:rStyle w:val="nfasis"/>
-          <w:sz w:val="21"/>
-          <w:szCs w:val="21"/>
-          <w:shd w:val="clear" w:color="auto" w:fill="FFFFFF"/>
-          <w:lang w:val="es-ES"/>
-        </w:rPr>
-        <w:t>Display</w:t>
-      </w:r>
-      <w:r>
-        <w:rPr>
-          <w:rStyle w:val="nfasis"/>
-          <w:sz w:val="21"/>
-          <w:szCs w:val="21"/>
-          <w:shd w:val="clear" w:color="auto" w:fill="FFFFFF"/>
-          <w:lang w:val="es-ES"/>
-        </w:rPr>
-        <w:t xml:space="preserve">), </w:t>
+        <w:t xml:space="preserve">Point Of Purchase Display), </w:t>
       </w:r>
       <w:r>
         <w:rPr>
@@ -2698,7 +2808,7 @@
       <w:r>
         <w:t xml:space="preserve">Enlace video: </w:t>
       </w:r>
-      <w:hyperlink w:history="1" r:id="rId22">
+      <w:hyperlink w:history="1" r:id="rId25">
         <w:r>
           <w:rPr>
             <w:rStyle w:val="Hipervnculo"/>
@@ -2716,7 +2826,7 @@
       <w:r>
         <w:t xml:space="preserve">Enlace video: </w:t>
       </w:r>
-      <w:hyperlink w:history="1" r:id="rId23">
+      <w:hyperlink w:history="1" r:id="rId26">
         <w:r>
           <w:rPr>
             <w:rStyle w:val="Hipervnculo"/>
@@ -2734,7 +2844,7 @@
       <w:r>
         <w:t xml:space="preserve">Enlace video: </w:t>
       </w:r>
-      <w:hyperlink w:history="1" r:id="rId24">
+      <w:hyperlink w:history="1" r:id="rId27">
         <w:r>
           <w:rPr>
             <w:rStyle w:val="Hipervnculo"/>
@@ -3008,7 +3118,7 @@
                           <pic:cNvPicPr preferRelativeResize="0"/>
                         </pic:nvPicPr>
                         <pic:blipFill>
-                          <a:blip r:embed="rId25"/>
+                          <a:blip r:embed="rId28"/>
                           <a:srcRect/>
                           <a:stretch>
                             <a:fillRect/>
@@ -3095,6 +3205,270 @@
       </w:tr>
     </w:tbl>
     <w:p/>
+    <w:p>
+      <w:pPr>
+        <w:pStyle w:val="Normal1"/>
+        <w:numPr>
+          <w:ilvl w:val="0"/>
+          <w:numId w:val="1"/>
+        </w:numPr>
+        <w:pBdr>
+          <w:top w:val="nil" w:color="000000" w:sz="0" w:space="0"/>
+          <w:left w:val="nil" w:color="000000" w:sz="0" w:space="0"/>
+          <w:bottom w:val="nil" w:color="000000" w:sz="0" w:space="0"/>
+          <w:right w:val="nil" w:color="000000" w:sz="0" w:space="0"/>
+          <w:between w:val="nil" w:color="000000" w:sz="0" w:space="0"/>
+        </w:pBdr>
+        <w:ind w:left="284" w:hanging="284"/>
+        <w:jc w:val="both"/>
+        <w:rPr>
+          <w:b w:val="1"/>
+          <w:bCs w:val="1"/>
+          <w:color w:val="000000" w:themeColor="text1" w:themeTint="FF" w:themeShade="FF"/>
+          <w:sz w:val="20"/>
+          <w:szCs w:val="20"/>
+        </w:rPr>
+      </w:pPr>
+      <w:r>
+        <w:rPr>
+          <w:b w:val="1"/>
+          <w:bCs w:val="1"/>
+          <w:color w:val="000000" w:themeColor="text1" w:themeTint="FF" w:themeShade="FF"/>
+          <w:sz w:val="20"/>
+          <w:szCs w:val="20"/>
+        </w:rPr>
+        <w:t>SINTESIS</w:t>
+      </w:r>
+    </w:p>
+    <w:p>
+      <w:pPr>
+        <w:pStyle w:val="Normal1"/>
+        <w:pBdr>
+          <w:top w:val="nil" w:color="000000" w:sz="0" w:space="0"/>
+          <w:left w:val="nil" w:color="000000" w:sz="0" w:space="0"/>
+          <w:bottom w:val="nil" w:color="000000" w:sz="0" w:space="0"/>
+          <w:right w:val="nil" w:color="000000" w:sz="0" w:space="0"/>
+          <w:between w:val="nil" w:color="000000" w:sz="0" w:space="0"/>
+        </w:pBdr>
+        <w:jc w:val="both"/>
+        <w:rPr>
+          <w:b w:val="1"/>
+          <w:bCs w:val="1"/>
+          <w:color w:val="000000" w:themeColor="text1" w:themeTint="FF" w:themeShade="FF"/>
+          <w:sz w:val="20"/>
+          <w:szCs w:val="20"/>
+        </w:rPr>
+      </w:pPr>
+    </w:p>
+    <w:p>
+      <w:pPr>
+        <w:pStyle w:val="Normal1"/>
+        <w:suppressLineNumbers w:val="0"/>
+        <w:pBdr>
+          <w:top w:val="nil" w:color="000000" w:sz="0" w:space="0"/>
+          <w:left w:val="nil" w:color="000000" w:sz="0" w:space="0"/>
+          <w:bottom w:val="nil" w:color="000000" w:sz="0" w:space="0"/>
+          <w:right w:val="nil" w:color="000000" w:sz="0" w:space="0"/>
+          <w:between w:val="nil" w:color="000000" w:sz="0" w:space="0"/>
+        </w:pBdr>
+        <w:bidi w:val="0"/>
+        <w:spacing w:before="0" w:beforeAutospacing="off" w:after="0" w:afterAutospacing="off" w:line="276" w:lineRule="auto"/>
+        <w:ind w:left="0" w:right="0"/>
+        <w:jc w:val="both"/>
+        <w:rPr>
+          <w:rFonts w:ascii="Arial" w:hAnsi="Arial" w:eastAsia="Arial" w:cs="Arial" w:asciiTheme="minorAscii" w:hAnsiTheme="minorAscii" w:eastAsiaTheme="minorAscii" w:cstheme="minorBidi"/>
+          <w:color w:val="auto"/>
+          <w:sz w:val="22"/>
+          <w:szCs w:val="22"/>
+          <w:lang w:val="es-ES" w:eastAsia="ja-JP" w:bidi="ar-SA"/>
+        </w:rPr>
+      </w:pPr>
+      <w:r>
+        <w:rPr>
+          <w:rFonts w:ascii="Arial" w:hAnsi="Arial" w:eastAsia="Arial" w:cs="Arial" w:asciiTheme="minorAscii" w:hAnsiTheme="minorAscii" w:eastAsiaTheme="minorAscii" w:cstheme="minorBidi"/>
+          <w:color w:val="auto"/>
+          <w:sz w:val="22"/>
+          <w:szCs w:val="22"/>
+          <w:lang w:val="es-ES" w:eastAsia="ja-JP" w:bidi="ar-SA"/>
+        </w:rPr>
+        <w:t xml:space="preserve">En el desarrollo de una campaña publicitaria el plan de medios representa la estructura para que la campaña sea </w:t>
+      </w:r>
+      <w:r>
+        <w:rPr>
+          <w:rFonts w:ascii="Arial" w:hAnsi="Arial" w:eastAsia="Arial" w:cs="Arial" w:asciiTheme="minorAscii" w:hAnsiTheme="minorAscii" w:eastAsiaTheme="minorAscii" w:cstheme="minorBidi"/>
+          <w:color w:val="auto"/>
+          <w:sz w:val="22"/>
+          <w:szCs w:val="22"/>
+          <w:lang w:val="es-ES" w:eastAsia="ja-JP" w:bidi="ar-SA"/>
+        </w:rPr>
+        <w:t>coherente y alcance los objetivos deseados, pues en él se define</w:t>
+      </w:r>
+      <w:r>
+        <w:rPr>
+          <w:rFonts w:ascii="Arial" w:hAnsi="Arial" w:eastAsia="Arial" w:cs="Arial" w:asciiTheme="minorAscii" w:hAnsiTheme="minorAscii" w:eastAsiaTheme="minorAscii" w:cstheme="minorBidi"/>
+          <w:color w:val="auto"/>
+          <w:sz w:val="22"/>
+          <w:szCs w:val="22"/>
+          <w:lang w:val="es-ES" w:eastAsia="ja-JP" w:bidi="ar-SA"/>
+        </w:rPr>
+        <w:t xml:space="preserve">n elementos como la frecuencia, el alcance y la intensidad. A continuación, se presenta </w:t>
+      </w:r>
+      <w:r>
+        <w:rPr>
+          <w:rFonts w:ascii="Arial" w:hAnsi="Arial" w:eastAsia="Arial" w:cs="Arial" w:asciiTheme="minorAscii" w:hAnsiTheme="minorAscii" w:eastAsiaTheme="minorAscii" w:cstheme="minorBidi"/>
+          <w:color w:val="auto"/>
+          <w:sz w:val="22"/>
+          <w:szCs w:val="22"/>
+          <w:lang w:val="es-ES" w:eastAsia="ja-JP" w:bidi="ar-SA"/>
+        </w:rPr>
+        <w:t>un</w:t>
+      </w:r>
+      <w:r>
+        <w:rPr>
+          <w:rFonts w:ascii="Arial" w:hAnsi="Arial" w:eastAsia="Arial" w:cs="Arial" w:asciiTheme="minorAscii" w:hAnsiTheme="minorAscii" w:eastAsiaTheme="minorAscii" w:cstheme="minorBidi"/>
+          <w:color w:val="auto"/>
+          <w:sz w:val="22"/>
+          <w:szCs w:val="22"/>
+          <w:lang w:val="es-ES" w:eastAsia="ja-JP" w:bidi="ar-SA"/>
+        </w:rPr>
+        <w:t xml:space="preserve"> diagrama donde se enuncian los contenidos del componente</w:t>
+      </w:r>
+      <w:r>
+        <w:rPr>
+          <w:rFonts w:ascii="Arial" w:hAnsi="Arial" w:eastAsia="Arial" w:cs="Arial" w:asciiTheme="minorAscii" w:hAnsiTheme="minorAscii" w:eastAsiaTheme="minorAscii" w:cstheme="minorBidi"/>
+          <w:color w:val="auto"/>
+          <w:sz w:val="22"/>
+          <w:szCs w:val="22"/>
+          <w:lang w:val="es-ES" w:eastAsia="ja-JP" w:bidi="ar-SA"/>
+        </w:rPr>
+        <w:t xml:space="preserve"> formativo resaltando</w:t>
+      </w:r>
+      <w:r>
+        <w:rPr>
+          <w:rFonts w:ascii="Arial" w:hAnsi="Arial" w:eastAsia="Arial" w:cs="Arial" w:asciiTheme="minorAscii" w:hAnsiTheme="minorAscii" w:eastAsiaTheme="minorAscii" w:cstheme="minorBidi"/>
+          <w:color w:val="auto"/>
+          <w:sz w:val="22"/>
+          <w:szCs w:val="22"/>
+          <w:lang w:val="es-ES" w:eastAsia="ja-JP" w:bidi="ar-SA"/>
+        </w:rPr>
+        <w:t xml:space="preserve"> los conceptos y temas más importantes.</w:t>
+      </w:r>
+      <w:r>
+        <w:rPr>
+          <w:rFonts w:ascii="Arial" w:hAnsi="Arial" w:eastAsia="Arial" w:cs="Arial" w:asciiTheme="minorAscii" w:hAnsiTheme="minorAscii" w:eastAsiaTheme="minorAscii" w:cstheme="minorBidi"/>
+          <w:color w:val="auto"/>
+          <w:sz w:val="22"/>
+          <w:szCs w:val="22"/>
+          <w:lang w:val="es-ES" w:eastAsia="ja-JP" w:bidi="ar-SA"/>
+        </w:rPr>
+        <w:t xml:space="preserve"> </w:t>
+      </w:r>
+    </w:p>
+    <w:p>
+      <w:pPr>
+        <w:pStyle w:val="Normal1"/>
+        <w:pBdr>
+          <w:top w:val="nil" w:color="000000" w:sz="0" w:space="0"/>
+          <w:left w:val="nil" w:color="000000" w:sz="0" w:space="0"/>
+          <w:bottom w:val="nil" w:color="000000" w:sz="0" w:space="0"/>
+          <w:right w:val="nil" w:color="000000" w:sz="0" w:space="0"/>
+          <w:between w:val="nil" w:color="000000" w:sz="0" w:space="0"/>
+        </w:pBdr>
+        <w:jc w:val="both"/>
+        <w:rPr>
+          <w:b w:val="1"/>
+          <w:bCs w:val="1"/>
+          <w:color w:val="000000" w:themeColor="text1" w:themeTint="FF" w:themeShade="FF"/>
+          <w:sz w:val="20"/>
+          <w:szCs w:val="20"/>
+        </w:rPr>
+      </w:pPr>
+    </w:p>
+    <w:p>
+      <w:pPr>
+        <w:pStyle w:val="Normal1"/>
+        <w:pBdr>
+          <w:top w:val="nil" w:color="000000" w:sz="0" w:space="0"/>
+          <w:left w:val="nil" w:color="000000" w:sz="0" w:space="0"/>
+          <w:bottom w:val="nil" w:color="000000" w:sz="0" w:space="0"/>
+          <w:right w:val="nil" w:color="000000" w:sz="0" w:space="0"/>
+          <w:between w:val="nil" w:color="000000" w:sz="0" w:space="0"/>
+        </w:pBdr>
+        <w:jc w:val="both"/>
+      </w:pPr>
+      <w:commentRangeStart w:id="489298328"/>
+      <w:r>
+        <w:drawing>
+          <wp:inline wp14:editId="07EC3802" wp14:anchorId="539136C7">
+            <wp:extent cx="5619752" cy="3143250"/>
+            <wp:effectExtent l="0" t="0" r="0" b="0"/>
+            <wp:docPr id="1452797999" name="" title=""/>
+            <wp:cNvGraphicFramePr>
+              <a:graphicFrameLocks noChangeAspect="1"/>
+            </wp:cNvGraphicFramePr>
+            <a:graphic>
+              <a:graphicData uri="http://schemas.openxmlformats.org/drawingml/2006/picture">
+                <pic:pic>
+                  <pic:nvPicPr>
+                    <pic:cNvPr id="0" name=""/>
+                    <pic:cNvPicPr/>
+                  </pic:nvPicPr>
+                  <pic:blipFill>
+                    <a:blip r:embed="Rb607b2d8954c44fb">
+                      <a:extLst>
+                        <a:ext xmlns:a="http://schemas.openxmlformats.org/drawingml/2006/main" uri="{28A0092B-C50C-407E-A947-70E740481C1C}">
+                          <a14:useLocalDpi val="0"/>
+                        </a:ext>
+                      </a:extLst>
+                    </a:blip>
+                    <a:stretch>
+                      <a:fillRect/>
+                    </a:stretch>
+                  </pic:blipFill>
+                  <pic:spPr>
+                    <a:xfrm>
+                      <a:off x="0" y="0"/>
+                      <a:ext cx="5619752" cy="3143250"/>
+                    </a:xfrm>
+                    <a:prstGeom prst="rect">
+                      <a:avLst/>
+                    </a:prstGeom>
+                  </pic:spPr>
+                </pic:pic>
+              </a:graphicData>
+            </a:graphic>
+          </wp:inline>
+        </w:drawing>
+      </w:r>
+      <w:commentRangeEnd w:id="489298328"/>
+      <w:r>
+        <w:rPr>
+          <w:rStyle w:val="CommentReference"/>
+        </w:rPr>
+        <w:commentReference w:id="489298328"/>
+      </w:r>
+    </w:p>
+    <w:p>
+      <w:pPr>
+        <w:pStyle w:val="Normal1"/>
+        <w:pBdr>
+          <w:top w:val="nil" w:color="000000" w:sz="0" w:space="0"/>
+          <w:left w:val="nil" w:color="000000" w:sz="0" w:space="0"/>
+          <w:bottom w:val="nil" w:color="000000" w:sz="0" w:space="0"/>
+          <w:right w:val="nil" w:color="000000" w:sz="0" w:space="0"/>
+          <w:between w:val="nil" w:color="000000" w:sz="0" w:space="0"/>
+        </w:pBdr>
+        <w:ind w:left="284" w:hanging="284"/>
+        <w:jc w:val="both"/>
+        <w:rPr>
+          <w:b w:val="1"/>
+          <w:bCs w:val="1"/>
+          <w:color w:val="000000" w:themeColor="text1" w:themeTint="FF" w:themeShade="FF"/>
+          <w:sz w:val="20"/>
+          <w:szCs w:val="20"/>
+        </w:rPr>
+      </w:pPr>
+    </w:p>
     <w:p>
       <w:pPr>
         <w:pStyle w:val="Normal1"/>
@@ -3849,7 +4223,6 @@
           <w:tcPr>
             <w:tcW w:w="1555" w:type="dxa"/>
             <w:shd w:val="clear" w:color="auto" w:fill="F7CBAC"/>
-            <w:tcMar/>
           </w:tcPr>
           <w:p>
             <w:pPr>
@@ -3875,7 +4248,6 @@
           <w:tcPr>
             <w:tcW w:w="8720" w:type="dxa"/>
             <w:shd w:val="clear" w:color="auto" w:fill="F7CBAC"/>
-            <w:tcMar/>
           </w:tcPr>
           <w:p>
             <w:pPr>
@@ -3905,7 +4277,6 @@
         <w:tc>
           <w:tcPr>
             <w:tcW w:w="1555" w:type="dxa"/>
-            <w:tcMar/>
           </w:tcPr>
           <w:p>
             <w:pPr>
@@ -3935,7 +4306,6 @@
         <w:tc>
           <w:tcPr>
             <w:tcW w:w="8720" w:type="dxa"/>
-            <w:tcMar/>
           </w:tcPr>
           <w:p>
             <w:pPr>
@@ -3966,7 +4336,6 @@
         <w:tc>
           <w:tcPr>
             <w:tcW w:w="1555" w:type="dxa"/>
-            <w:tcMar/>
           </w:tcPr>
           <w:p>
             <w:pPr>
@@ -3994,7 +4363,6 @@
         <w:tc>
           <w:tcPr>
             <w:tcW w:w="8720" w:type="dxa"/>
-            <w:tcMar/>
           </w:tcPr>
           <w:p>
             <w:pPr>
@@ -4014,27 +4382,7 @@
                 <w:szCs w:val="20"/>
                 <w:shd w:val="clear" w:color="auto" w:fill="FFFFFF"/>
               </w:rPr>
-              <w:t xml:space="preserve">término utilizado para medir la audiencia. Puede definirse a partir del porcentaje de personas alcanzadas por el mensaje publicitario a través de un medio de comunicación o media </w:t>
-            </w:r>
-            <w:proofErr w:type="spellStart"/>
-            <w:r>
-              <w:rPr>
-                <w:color w:val="12263F"/>
-                <w:sz w:val="20"/>
-                <w:szCs w:val="20"/>
-                <w:shd w:val="clear" w:color="auto" w:fill="FFFFFF"/>
-              </w:rPr>
-              <w:t>mix</w:t>
-            </w:r>
-            <w:proofErr w:type="spellEnd"/>
-            <w:r>
-              <w:rPr>
-                <w:color w:val="12263F"/>
-                <w:sz w:val="20"/>
-                <w:szCs w:val="20"/>
-                <w:shd w:val="clear" w:color="auto" w:fill="FFFFFF"/>
-              </w:rPr>
-              <w:t xml:space="preserve"> a partir de un número de consumidores seleccionados. También puede expresarse en términos absolutos.</w:t>
+              <w:t>término utilizado para medir la audiencia. Puede definirse a partir del porcentaje de personas alcanzadas por el mensaje publicitario a través de un medio de comunicación o media mix a partir de un número de consumidores seleccionados. También puede expresarse en términos absolutos.</w:t>
             </w:r>
           </w:p>
         </w:tc>
@@ -4046,7 +4394,6 @@
         <w:tc>
           <w:tcPr>
             <w:tcW w:w="1555" w:type="dxa"/>
-            <w:tcMar/>
           </w:tcPr>
           <w:p>
             <w:pPr>
@@ -4075,7 +4422,6 @@
         <w:tc>
           <w:tcPr>
             <w:tcW w:w="8720" w:type="dxa"/>
-            <w:tcMar/>
           </w:tcPr>
           <w:p>
             <w:pPr>
@@ -4129,7 +4475,6 @@
         <w:tc>
           <w:tcPr>
             <w:tcW w:w="1555" w:type="dxa"/>
-            <w:tcMar/>
           </w:tcPr>
           <w:p>
             <w:pPr>
@@ -4158,7 +4503,6 @@
         <w:tc>
           <w:tcPr>
             <w:tcW w:w="8720" w:type="dxa"/>
-            <w:tcMar/>
           </w:tcPr>
           <w:p>
             <w:pPr>
@@ -4190,7 +4534,6 @@
         <w:tc>
           <w:tcPr>
             <w:tcW w:w="1555" w:type="dxa"/>
-            <w:tcMar/>
           </w:tcPr>
           <w:p>
             <w:pPr>
@@ -4229,7 +4572,6 @@
         <w:tc>
           <w:tcPr>
             <w:tcW w:w="8720" w:type="dxa"/>
-            <w:tcMar/>
           </w:tcPr>
           <w:p>
             <w:pPr>
@@ -4250,27 +4592,7 @@
                 <w:szCs w:val="20"/>
                 <w:shd w:val="clear" w:color="auto" w:fill="FFFFFF"/>
               </w:rPr>
-              <w:t>“son objetos tridimensionales que permiten captar la atención del consumidor o cliente, aplicando a objetos bidimensionales atributos tridimensionales como el volumen, peso, entre otros” (</w:t>
-            </w:r>
-            <w:proofErr w:type="spellStart"/>
-            <w:r>
-              <w:rPr>
-                <w:color w:val="12263F"/>
-                <w:sz w:val="20"/>
-                <w:szCs w:val="20"/>
-                <w:shd w:val="clear" w:color="auto" w:fill="FFFFFF"/>
-              </w:rPr>
-              <w:t>Pranapublicist</w:t>
-            </w:r>
-            <w:proofErr w:type="spellEnd"/>
-            <w:r>
-              <w:rPr>
-                <w:color w:val="12263F"/>
-                <w:sz w:val="20"/>
-                <w:szCs w:val="20"/>
-                <w:shd w:val="clear" w:color="auto" w:fill="FFFFFF"/>
-              </w:rPr>
-              <w:t>, 2020).</w:t>
+              <w:t>“son objetos tridimensionales que permiten captar la atención del consumidor o cliente, aplicando a objetos bidimensionales atributos tridimensionales como el volumen, peso, entre otros” (Pranapublicist, 2020).</w:t>
             </w:r>
           </w:p>
         </w:tc>
@@ -4282,7 +4604,6 @@
         <w:tc>
           <w:tcPr>
             <w:tcW w:w="1555" w:type="dxa"/>
-            <w:tcMar/>
           </w:tcPr>
           <w:p>
             <w:pPr>
@@ -4310,9 +4631,8 @@
         <w:tc>
           <w:tcPr>
             <w:tcW w:w="8720" w:type="dxa"/>
-            <w:tcMar/>
           </w:tcPr>
-          <w:p w14:noSpellErr="1">
+          <w:p>
             <w:pPr>
               <w:pStyle w:val="Normal1"/>
               <w:jc w:val="both"/>
@@ -4343,7 +4663,6 @@
         <w:tc>
           <w:tcPr>
             <w:tcW w:w="1555" w:type="dxa"/>
-            <w:tcMar/>
           </w:tcPr>
           <w:p>
             <w:pPr>
@@ -4371,7 +4690,6 @@
         <w:tc>
           <w:tcPr>
             <w:tcW w:w="8720" w:type="dxa"/>
-            <w:tcMar/>
           </w:tcPr>
           <w:p>
             <w:pPr>
@@ -4392,27 +4710,7 @@
                 <w:shd w:val="clear" w:color="auto" w:fill="FFFFFF"/>
                 <w:lang w:val="es-ES"/>
               </w:rPr>
-              <w:t>“exhibidor en América Latina o mueble expositor, es un mueble en el que se exhiben productos destinados a la venta o material promocional como folletos, catálogos o pequeñas revistas disponibles para el cliente” (</w:t>
-            </w:r>
-            <w:r>
-              <w:rPr>
-                <w:color w:val="12263F"/>
-                <w:sz w:val="20"/>
-                <w:szCs w:val="20"/>
-                <w:shd w:val="clear" w:color="auto" w:fill="FFFFFF"/>
-                <w:lang w:val="es-ES"/>
-              </w:rPr>
-              <w:t>Educalingo</w:t>
-            </w:r>
-            <w:r>
-              <w:rPr>
-                <w:color w:val="12263F"/>
-                <w:sz w:val="20"/>
-                <w:szCs w:val="20"/>
-                <w:shd w:val="clear" w:color="auto" w:fill="FFFFFF"/>
-                <w:lang w:val="es-ES"/>
-              </w:rPr>
-              <w:t>, 2020).</w:t>
+              <w:t>“exhibidor en América Latina o mueble expositor, es un mueble en el que se exhiben productos destinados a la venta o material promocional como folletos, catálogos o pequeñas revistas disponibles para el cliente” (Educalingo, 2020).</w:t>
             </w:r>
           </w:p>
         </w:tc>
@@ -4424,7 +4722,6 @@
         <w:tc>
           <w:tcPr>
             <w:tcW w:w="1555" w:type="dxa"/>
-            <w:tcMar/>
           </w:tcPr>
           <w:p>
             <w:pPr>
@@ -4452,7 +4749,6 @@
         <w:tc>
           <w:tcPr>
             <w:tcW w:w="8720" w:type="dxa"/>
-            <w:tcMar/>
           </w:tcPr>
           <w:p>
             <w:pPr>
@@ -4484,7 +4780,6 @@
         <w:tc>
           <w:tcPr>
             <w:tcW w:w="1555" w:type="dxa"/>
-            <w:tcMar/>
           </w:tcPr>
           <w:p>
             <w:pPr>
@@ -4517,7 +4812,6 @@
         <w:tc>
           <w:tcPr>
             <w:tcW w:w="8720" w:type="dxa"/>
-            <w:tcMar/>
           </w:tcPr>
           <w:p>
             <w:pPr>
@@ -4549,7 +4843,6 @@
         <w:tc>
           <w:tcPr>
             <w:tcW w:w="1555" w:type="dxa"/>
-            <w:tcMar/>
           </w:tcPr>
           <w:p>
             <w:pPr>
@@ -4594,7 +4887,6 @@
         <w:tc>
           <w:tcPr>
             <w:tcW w:w="8720" w:type="dxa"/>
-            <w:tcMar/>
           </w:tcPr>
           <w:p>
             <w:pPr>
@@ -4616,47 +4908,7 @@
                 <w:shd w:val="clear" w:color="auto" w:fill="FFFFFF"/>
                 <w:lang w:val="es-ES"/>
               </w:rPr>
-              <w:t xml:space="preserve">“por definición el Punto de Venta o POS (Point </w:t>
-            </w:r>
-            <w:r>
-              <w:rPr>
-                <w:color w:val="12263F"/>
-                <w:sz w:val="20"/>
-                <w:szCs w:val="20"/>
-                <w:shd w:val="clear" w:color="auto" w:fill="FFFFFF"/>
-                <w:lang w:val="es-ES"/>
-              </w:rPr>
-              <w:t>of</w:t>
-            </w:r>
-            <w:r>
-              <w:rPr>
-                <w:color w:val="12263F"/>
-                <w:sz w:val="20"/>
-                <w:szCs w:val="20"/>
-                <w:shd w:val="clear" w:color="auto" w:fill="FFFFFF"/>
-                <w:lang w:val="es-ES"/>
-              </w:rPr>
-              <w:t xml:space="preserve"> Sale) es el punto de contacto del consumidor con las marcas o productos para su compra. Es el lugar idóneo donde las marcas pueden posicionarse, sin </w:t>
-            </w:r>
-            <w:r>
-              <w:rPr>
-                <w:color w:val="12263F"/>
-                <w:sz w:val="20"/>
-                <w:szCs w:val="20"/>
-                <w:shd w:val="clear" w:color="auto" w:fill="FFFFFF"/>
-                <w:lang w:val="es-ES"/>
-              </w:rPr>
-              <w:t>embargo</w:t>
-            </w:r>
-            <w:r>
-              <w:rPr>
-                <w:color w:val="12263F"/>
-                <w:sz w:val="20"/>
-                <w:szCs w:val="20"/>
-                <w:shd w:val="clear" w:color="auto" w:fill="FFFFFF"/>
-                <w:lang w:val="es-ES"/>
-              </w:rPr>
-              <w:t xml:space="preserve"> por la relevancia que ha tomado, el PDV va más allá” (Informa BTL, 2015).</w:t>
+              <w:t>“por definición el Punto de Venta o POS (Point of Sale) es el punto de contacto del consumidor con las marcas o productos para su compra. Es el lugar idóneo donde las marcas pueden posicionarse, sin embargo por la relevancia que ha tomado, el PDV va más allá” (Informa BTL, 2015).</w:t>
             </w:r>
           </w:p>
         </w:tc>
@@ -4668,7 +4920,6 @@
         <w:tc>
           <w:tcPr>
             <w:tcW w:w="1555" w:type="dxa"/>
-            <w:tcMar/>
           </w:tcPr>
           <w:p>
             <w:pPr>
@@ -4699,7 +4950,6 @@
         <w:tc>
           <w:tcPr>
             <w:tcW w:w="8720" w:type="dxa"/>
-            <w:tcMar/>
           </w:tcPr>
           <w:p>
             <w:pPr>
@@ -4794,7 +5044,7 @@
         </w:rPr>
         <w:t>ACIM Colombia. (2020). Estudios ACIM. </w:t>
       </w:r>
-      <w:hyperlink w:tgtFrame="_blank" w:history="1" r:id="rId26">
+      <w:hyperlink w:tgtFrame="_blank" w:history="1" r:id="rId29">
         <w:r>
           <w:rPr>
             <w:rStyle w:val="Hipervnculo"/>
@@ -4830,307 +5080,115 @@
           <w:color w:val="12263F"/>
           <w:lang w:val="es-ES"/>
         </w:rPr>
-        <w:t>Alard</w:t>
-      </w:r>
-      <w:r>
+        <w:t>Alard, J. y Monford, A. (2017). Plan de comunicación on y off en la práctica. ESIC Editorial.</w:t>
+      </w:r>
+    </w:p>
+    <w:p>
+      <w:pPr>
+        <w:textAlignment w:val="baseline"/>
+        <w:rPr>
+          <w:rFonts w:ascii="Roboto" w:hAnsi="Roboto"/>
+          <w:color w:val="12263F"/>
+        </w:rPr>
+      </w:pPr>
+    </w:p>
+    <w:p>
+      <w:pPr>
+        <w:textAlignment w:val="baseline"/>
+        <w:rPr>
+          <w:rFonts w:ascii="Roboto" w:hAnsi="Roboto"/>
+          <w:color w:val="12263F"/>
+        </w:rPr>
+      </w:pPr>
+      <w:r>
+        <w:rPr>
+          <w:rFonts w:ascii="Roboto" w:hAnsi="Roboto"/>
+          <w:color w:val="12263F"/>
+        </w:rPr>
+        <w:t>Ávila, B. y Llamazares, F. (2018). Medición de audiencias. TOM micro. Utilidades en la elaboración de un plan de medios. ESIC Editorial.</w:t>
+      </w:r>
+    </w:p>
+    <w:p>
+      <w:pPr>
+        <w:textAlignment w:val="baseline"/>
+        <w:rPr>
+          <w:rFonts w:ascii="Roboto" w:hAnsi="Roboto"/>
+          <w:color w:val="12263F"/>
+        </w:rPr>
+      </w:pPr>
+    </w:p>
+    <w:p>
+      <w:pPr>
+        <w:textAlignment w:val="baseline"/>
         <w:rPr>
           <w:rFonts w:ascii="Roboto" w:hAnsi="Roboto"/>
           <w:color w:val="12263F"/>
           <w:lang w:val="es-ES"/>
         </w:rPr>
-        <w:t xml:space="preserve">, J. y </w:t>
-      </w:r>
+      </w:pPr>
       <w:r>
         <w:rPr>
           <w:rFonts w:ascii="Roboto" w:hAnsi="Roboto"/>
           <w:color w:val="12263F"/>
           <w:lang w:val="es-ES"/>
         </w:rPr>
-        <w:t>Monford</w:t>
-      </w:r>
-      <w:r>
+        <w:t>Ayestarán, R., Rangel, C. y Sebastián, A. (2012). Planificación estratégica y gestión de la publicidad. ESIC Editorial.</w:t>
+      </w:r>
+    </w:p>
+    <w:p>
+      <w:pPr>
+        <w:textAlignment w:val="baseline"/>
+        <w:rPr>
+          <w:rFonts w:ascii="Roboto" w:hAnsi="Roboto"/>
+          <w:color w:val="12263F"/>
+        </w:rPr>
+      </w:pPr>
+    </w:p>
+    <w:p>
+      <w:pPr>
+        <w:textAlignment w:val="baseline"/>
         <w:rPr>
           <w:rFonts w:ascii="Roboto" w:hAnsi="Roboto"/>
           <w:color w:val="12263F"/>
           <w:lang w:val="es-ES"/>
         </w:rPr>
-        <w:t xml:space="preserve">, A. (2017). Plan de comunicación </w:t>
-      </w:r>
+      </w:pPr>
       <w:r>
         <w:rPr>
           <w:rFonts w:ascii="Roboto" w:hAnsi="Roboto"/>
           <w:color w:val="12263F"/>
           <w:lang w:val="es-ES"/>
         </w:rPr>
-        <w:t>on</w:t>
-      </w:r>
-      <w:r>
+        <w:t>Blattberg, R., y Neslin, S. (1989). Sales promotion: The long and the short of it. Marketing Letters. (1), 81-97.</w:t>
+      </w:r>
+    </w:p>
+    <w:p>
+      <w:pPr>
+        <w:textAlignment w:val="baseline"/>
+        <w:rPr>
+          <w:rFonts w:ascii="Roboto" w:hAnsi="Roboto"/>
+          <w:color w:val="12263F"/>
+        </w:rPr>
+      </w:pPr>
+    </w:p>
+    <w:p>
+      <w:pPr>
+        <w:textAlignment w:val="baseline"/>
         <w:rPr>
           <w:rFonts w:ascii="Roboto" w:hAnsi="Roboto"/>
           <w:color w:val="12263F"/>
           <w:lang w:val="es-ES"/>
         </w:rPr>
-        <w:t xml:space="preserve"> y off en la práctica. ESIC Editorial.</w:t>
-      </w:r>
-    </w:p>
-    <w:p>
-      <w:pPr>
-        <w:textAlignment w:val="baseline"/>
-        <w:rPr>
-          <w:rFonts w:ascii="Roboto" w:hAnsi="Roboto"/>
-          <w:color w:val="12263F"/>
-        </w:rPr>
-      </w:pPr>
-    </w:p>
-    <w:p>
-      <w:pPr>
-        <w:textAlignment w:val="baseline"/>
-        <w:rPr>
-          <w:rFonts w:ascii="Roboto" w:hAnsi="Roboto"/>
-          <w:color w:val="12263F"/>
-        </w:rPr>
-      </w:pPr>
-      <w:r>
-        <w:rPr>
-          <w:rFonts w:ascii="Roboto" w:hAnsi="Roboto"/>
-          <w:color w:val="12263F"/>
-        </w:rPr>
-        <w:t>Ávila, B. y Llamazares, F. (2018). Medición de audiencias. TOM micro. Utilidades en la elaboración de un plan de medios. ESIC Editorial.</w:t>
-      </w:r>
-    </w:p>
-    <w:p>
-      <w:pPr>
-        <w:textAlignment w:val="baseline"/>
-        <w:rPr>
-          <w:rFonts w:ascii="Roboto" w:hAnsi="Roboto"/>
-          <w:color w:val="12263F"/>
-        </w:rPr>
-      </w:pPr>
-    </w:p>
-    <w:p>
-      <w:pPr>
-        <w:textAlignment w:val="baseline"/>
+      </w:pPr>
+      <w:r>
         <w:rPr>
           <w:rFonts w:ascii="Roboto" w:hAnsi="Roboto"/>
           <w:color w:val="12263F"/>
           <w:lang w:val="es-ES"/>
         </w:rPr>
-      </w:pPr>
-      <w:r>
-        <w:rPr>
-          <w:rFonts w:ascii="Roboto" w:hAnsi="Roboto"/>
-          <w:color w:val="12263F"/>
-          <w:lang w:val="es-ES"/>
-        </w:rPr>
-        <w:t>Ayestarán</w:t>
-      </w:r>
-      <w:r>
-        <w:rPr>
-          <w:rFonts w:ascii="Roboto" w:hAnsi="Roboto"/>
-          <w:color w:val="12263F"/>
-          <w:lang w:val="es-ES"/>
-        </w:rPr>
-        <w:t>, R., Rangel, C. y Sebastián, A. (2012). Planificación estratégica y gestión de la publicidad. ESIC Editorial.</w:t>
-      </w:r>
-    </w:p>
-    <w:p>
-      <w:pPr>
-        <w:textAlignment w:val="baseline"/>
-        <w:rPr>
-          <w:rFonts w:ascii="Roboto" w:hAnsi="Roboto"/>
-          <w:color w:val="12263F"/>
-        </w:rPr>
-      </w:pPr>
-    </w:p>
-    <w:p>
-      <w:pPr>
-        <w:textAlignment w:val="baseline"/>
-        <w:rPr>
-          <w:rFonts w:ascii="Roboto" w:hAnsi="Roboto"/>
-          <w:color w:val="12263F"/>
-          <w:lang w:val="es-ES"/>
-        </w:rPr>
-      </w:pPr>
-      <w:r>
-        <w:rPr>
-          <w:rFonts w:ascii="Roboto" w:hAnsi="Roboto"/>
-          <w:color w:val="12263F"/>
-          <w:lang w:val="es-ES"/>
-        </w:rPr>
-        <w:t>Blattberg</w:t>
-      </w:r>
-      <w:r>
-        <w:rPr>
-          <w:rFonts w:ascii="Roboto" w:hAnsi="Roboto"/>
-          <w:color w:val="12263F"/>
-          <w:lang w:val="es-ES"/>
-        </w:rPr>
-        <w:t xml:space="preserve">, R., y </w:t>
-      </w:r>
-      <w:r>
-        <w:rPr>
-          <w:rFonts w:ascii="Roboto" w:hAnsi="Roboto"/>
-          <w:color w:val="12263F"/>
-          <w:lang w:val="es-ES"/>
-        </w:rPr>
-        <w:t>Neslin</w:t>
-      </w:r>
-      <w:r>
-        <w:rPr>
-          <w:rFonts w:ascii="Roboto" w:hAnsi="Roboto"/>
-          <w:color w:val="12263F"/>
-          <w:lang w:val="es-ES"/>
-        </w:rPr>
-        <w:t xml:space="preserve">, S. (1989). Sales </w:t>
-      </w:r>
-      <w:r>
-        <w:rPr>
-          <w:rFonts w:ascii="Roboto" w:hAnsi="Roboto"/>
-          <w:color w:val="12263F"/>
-          <w:lang w:val="es-ES"/>
-        </w:rPr>
-        <w:t>promotion</w:t>
-      </w:r>
-      <w:r>
-        <w:rPr>
-          <w:rFonts w:ascii="Roboto" w:hAnsi="Roboto"/>
-          <w:color w:val="12263F"/>
-          <w:lang w:val="es-ES"/>
-        </w:rPr>
-        <w:t xml:space="preserve">: </w:t>
-      </w:r>
-      <w:r>
-        <w:rPr>
-          <w:rFonts w:ascii="Roboto" w:hAnsi="Roboto"/>
-          <w:color w:val="12263F"/>
-          <w:lang w:val="es-ES"/>
-        </w:rPr>
-        <w:t>The</w:t>
-      </w:r>
-      <w:r>
-        <w:rPr>
-          <w:rFonts w:ascii="Roboto" w:hAnsi="Roboto"/>
-          <w:color w:val="12263F"/>
-          <w:lang w:val="es-ES"/>
-        </w:rPr>
-        <w:t xml:space="preserve"> </w:t>
-      </w:r>
-      <w:r>
-        <w:rPr>
-          <w:rFonts w:ascii="Roboto" w:hAnsi="Roboto"/>
-          <w:color w:val="12263F"/>
-          <w:lang w:val="es-ES"/>
-        </w:rPr>
-        <w:t>long</w:t>
-      </w:r>
-      <w:r>
-        <w:rPr>
-          <w:rFonts w:ascii="Roboto" w:hAnsi="Roboto"/>
-          <w:color w:val="12263F"/>
-          <w:lang w:val="es-ES"/>
-        </w:rPr>
-        <w:t xml:space="preserve"> and </w:t>
-      </w:r>
-      <w:r>
-        <w:rPr>
-          <w:rFonts w:ascii="Roboto" w:hAnsi="Roboto"/>
-          <w:color w:val="12263F"/>
-          <w:lang w:val="es-ES"/>
-        </w:rPr>
-        <w:t>the</w:t>
-      </w:r>
-      <w:r>
-        <w:rPr>
-          <w:rFonts w:ascii="Roboto" w:hAnsi="Roboto"/>
-          <w:color w:val="12263F"/>
-          <w:lang w:val="es-ES"/>
-        </w:rPr>
-        <w:t xml:space="preserve"> short </w:t>
-      </w:r>
-      <w:r>
-        <w:rPr>
-          <w:rFonts w:ascii="Roboto" w:hAnsi="Roboto"/>
-          <w:color w:val="12263F"/>
-          <w:lang w:val="es-ES"/>
-        </w:rPr>
-        <w:t>of</w:t>
-      </w:r>
-      <w:r>
-        <w:rPr>
-          <w:rFonts w:ascii="Roboto" w:hAnsi="Roboto"/>
-          <w:color w:val="12263F"/>
-          <w:lang w:val="es-ES"/>
-        </w:rPr>
-        <w:t xml:space="preserve"> </w:t>
-      </w:r>
-      <w:r>
-        <w:rPr>
-          <w:rFonts w:ascii="Roboto" w:hAnsi="Roboto"/>
-          <w:color w:val="12263F"/>
-          <w:lang w:val="es-ES"/>
-        </w:rPr>
-        <w:t>it</w:t>
-      </w:r>
-      <w:r>
-        <w:rPr>
-          <w:rFonts w:ascii="Roboto" w:hAnsi="Roboto"/>
-          <w:color w:val="12263F"/>
-          <w:lang w:val="es-ES"/>
-        </w:rPr>
-        <w:t xml:space="preserve">. Marketing </w:t>
-      </w:r>
-      <w:r>
-        <w:rPr>
-          <w:rFonts w:ascii="Roboto" w:hAnsi="Roboto"/>
-          <w:color w:val="12263F"/>
-          <w:lang w:val="es-ES"/>
-        </w:rPr>
-        <w:t>Letters</w:t>
-      </w:r>
-      <w:r>
-        <w:rPr>
-          <w:rFonts w:ascii="Roboto" w:hAnsi="Roboto"/>
-          <w:color w:val="12263F"/>
-          <w:lang w:val="es-ES"/>
-        </w:rPr>
-        <w:t>. (1), 81-97.</w:t>
-      </w:r>
-    </w:p>
-    <w:p>
-      <w:pPr>
-        <w:textAlignment w:val="baseline"/>
-        <w:rPr>
-          <w:rFonts w:ascii="Roboto" w:hAnsi="Roboto"/>
-          <w:color w:val="12263F"/>
-        </w:rPr>
-      </w:pPr>
-    </w:p>
-    <w:p>
-      <w:pPr>
-        <w:textAlignment w:val="baseline"/>
-        <w:rPr>
-          <w:rFonts w:ascii="Roboto" w:hAnsi="Roboto"/>
-          <w:color w:val="12263F"/>
-          <w:lang w:val="es-ES"/>
-        </w:rPr>
-      </w:pPr>
-      <w:r>
-        <w:rPr>
-          <w:rFonts w:ascii="Roboto" w:hAnsi="Roboto"/>
-          <w:color w:val="12263F"/>
-          <w:lang w:val="es-ES"/>
-        </w:rPr>
-        <w:t>Educalingo</w:t>
-      </w:r>
-      <w:r>
-        <w:rPr>
-          <w:rFonts w:ascii="Roboto" w:hAnsi="Roboto"/>
-          <w:color w:val="12263F"/>
-          <w:lang w:val="es-ES"/>
-        </w:rPr>
-        <w:t>. (2020). Expositor. </w:t>
-      </w:r>
-      <w:hyperlink w:tgtFrame="_blank" w:history="1" r:id="Rec9128181a2545ec">
+        <w:t>Educalingo. (2020). Expositor. </w:t>
+      </w:r>
+      <w:hyperlink w:tgtFrame="_blank" w:history="1" r:id="rId30">
         <w:r>
           <w:rPr>
             <w:rStyle w:val="Hipervnculo"/>
@@ -5217,7 +5275,7 @@
         </w:rPr>
         <w:t>Informa BTL. (2015). ¿Qué es el punto de venta? </w:t>
       </w:r>
-      <w:hyperlink w:tgtFrame="_blank" w:history="1" w:anchor=":~:text=Por%20definici%C3%B3n%20el%20Punto%20de,el%20PDV%20va%20m%C3%A1s%20all%C3%A1" r:id="rId28">
+      <w:hyperlink w:tgtFrame="_blank" w:history="1" w:anchor=":~:text=Por%20definici%C3%B3n%20el%20Punto%20de,el%20PDV%20va%20m%C3%A1s%20all%C3%A1" r:id="rId31">
         <w:r>
           <w:rPr>
             <w:rStyle w:val="Hipervnculo"/>
@@ -5278,25 +5336,9 @@
           <w:color w:val="12263F"/>
           <w:lang w:val="es-ES"/>
         </w:rPr>
-        <w:t xml:space="preserve">Marketing XXI. (2020). </w:t>
-      </w:r>
-      <w:r>
-        <w:rPr>
-          <w:rFonts w:ascii="Roboto" w:hAnsi="Roboto"/>
-          <w:color w:val="12263F"/>
-          <w:lang w:val="es-ES"/>
-        </w:rPr>
-        <w:t>Merchandising</w:t>
-      </w:r>
-      <w:r>
-        <w:rPr>
-          <w:rFonts w:ascii="Roboto" w:hAnsi="Roboto"/>
-          <w:color w:val="12263F"/>
-          <w:lang w:val="es-ES"/>
-        </w:rPr>
-        <w:t xml:space="preserve"> y publicidad en el lugar de venta. </w:t>
-      </w:r>
-      <w:hyperlink w:tgtFrame="_blank" w:history="1" r:id="R5c386f11e2f2437b">
+        <w:t>Marketing XXI. (2020). Merchandising y publicidad en el lugar de venta. </w:t>
+      </w:r>
+      <w:hyperlink w:tgtFrame="_blank" w:history="1" r:id="rId32">
         <w:r>
           <w:rPr>
             <w:rStyle w:val="Hipervnculo"/>
@@ -5358,41 +5400,9 @@
           <w:color w:val="12263F"/>
           <w:lang w:val="es-ES"/>
         </w:rPr>
-        <w:t xml:space="preserve">Sánchez, G. R. (2017). Las estrategias del </w:t>
-      </w:r>
-      <w:r>
-        <w:rPr>
-          <w:rFonts w:ascii="Roboto" w:hAnsi="Roboto"/>
-          <w:color w:val="12263F"/>
-          <w:lang w:val="es-ES"/>
-        </w:rPr>
-        <w:t>trade</w:t>
-      </w:r>
-      <w:r>
-        <w:rPr>
-          <w:rFonts w:ascii="Roboto" w:hAnsi="Roboto"/>
-          <w:color w:val="12263F"/>
-          <w:lang w:val="es-ES"/>
-        </w:rPr>
-        <w:t xml:space="preserve"> marketing en el punto de venta y su relación con la compra por impulso de los clientes </w:t>
-      </w:r>
-      <w:r>
-        <w:rPr>
-          <w:rFonts w:ascii="Roboto" w:hAnsi="Roboto"/>
-          <w:color w:val="12263F"/>
-          <w:lang w:val="es-ES"/>
-        </w:rPr>
-        <w:t>buyer</w:t>
-      </w:r>
-      <w:r>
-        <w:rPr>
-          <w:rFonts w:ascii="Roboto" w:hAnsi="Roboto"/>
-          <w:color w:val="12263F"/>
-          <w:lang w:val="es-ES"/>
-        </w:rPr>
-        <w:t xml:space="preserve"> del Hipermercado Plaza Vea del Distrito de Tacna 2017. </w:t>
-      </w:r>
-      <w:hyperlink w:tgtFrame="_blank" w:history="1" r:id="Rd28405ab9ada48c7">
+        <w:t>Sánchez, G. R. (2017). Las estrategias del trade marketing en el punto de venta y su relación con la compra por impulso de los clientes buyer del Hipermercado Plaza Vea del Distrito de Tacna 2017. </w:t>
+      </w:r>
+      <w:hyperlink w:tgtFrame="_blank" w:history="1" r:id="rId33">
         <w:r>
           <w:rPr>
             <w:rStyle w:val="Hipervnculo"/>
@@ -5479,15 +5489,7 @@
           <w:color w:val="12263F"/>
           <w:lang w:val="es-ES"/>
         </w:rPr>
-        <w:t>Tellis</w:t>
-      </w:r>
-      <w:r>
-        <w:rPr>
-          <w:rFonts w:ascii="Roboto" w:hAnsi="Roboto"/>
-          <w:color w:val="12263F"/>
-          <w:lang w:val="es-ES"/>
-        </w:rPr>
-        <w:t>, G. (2002). Estrategias de publicidad y promoción. Pearson Educación.</w:t>
+        <w:t>Tellis, G. (2002). Estrategias de publicidad y promoción. Pearson Educación.</w:t>
       </w:r>
     </w:p>
     <w:p/>
@@ -5861,27 +5863,199 @@
       </w:r>
     </w:p>
   </w:comment>
+  <w:comment xmlns:w="http://schemas.openxmlformats.org/wordprocessingml/2006/main" w:initials="CS" w:author="Carolina Jiménez Suescún" w:date="2024-09-12T15:01:26" w:id="489298328">
+    <w:p xmlns:w14="http://schemas.microsoft.com/office/word/2010/wordml" xmlns:w="http://schemas.openxmlformats.org/wordprocessingml/2006/main">
+      <w:pPr>
+        <w:pStyle w:val="CommentText"/>
+      </w:pPr>
+      <w:r>
+        <w:rPr>
+          <w:rStyle w:val="CommentReference"/>
+        </w:rPr>
+        <w:annotationRef/>
+      </w:r>
+      <w:r>
+        <w:rPr>
+          <w:color w:val="0b769f"/>
+        </w:rPr>
+        <w:t xml:space="preserve">texto alternativo: </w:t>
+      </w:r>
+      <w:r>
+        <w:t xml:space="preserve">el diagrama presenta el contenido del componente formativo: medición de audiencia, </w:t>
+      </w:r>
+      <w:r>
+        <w:rPr>
+          <w:i w:val="1"/>
+          <w:iCs w:val="1"/>
+        </w:rPr>
+        <w:t>merchandising,</w:t>
+      </w:r>
+      <w:r>
+        <w:t xml:space="preserve"> diseño de material P.O.P. y adicionalmente sus caracteristicas y elementos más importantes.</w:t>
+      </w:r>
+    </w:p>
+  </w:comment>
+  <w:comment xmlns:w="http://schemas.openxmlformats.org/wordprocessingml/2006/main" w:initials="CS" w:author="Carolina Jiménez Suescún" w:date="2024-11-19T14:49:19" w:id="1458368504">
+    <w:p xmlns:w14="http://schemas.microsoft.com/office/word/2010/wordml" xmlns:w="http://schemas.openxmlformats.org/wordprocessingml/2006/main">
+      <w:pPr>
+        <w:pStyle w:val="CommentText"/>
+      </w:pPr>
+      <w:r>
+        <w:rPr>
+          <w:rStyle w:val="CommentReference"/>
+        </w:rPr>
+        <w:annotationRef/>
+      </w:r>
+      <w:r>
+        <w:rPr>
+          <w:color w:val="a02b93"/>
+        </w:rPr>
+        <w:t>colocar fuente SENA</w:t>
+      </w:r>
+    </w:p>
+  </w:comment>
+  <w:comment xmlns:w="http://schemas.openxmlformats.org/wordprocessingml/2006/main" w:initials="CS" w:author="Carolina Jiménez Suescún" w:date="2024-11-20T01:22:40" w:id="1850091092">
+    <w:p xmlns:w14="http://schemas.microsoft.com/office/word/2010/wordml" xmlns:w="http://schemas.openxmlformats.org/wordprocessingml/2006/main">
+      <w:pPr>
+        <w:pStyle w:val="CommentText"/>
+      </w:pPr>
+      <w:r>
+        <w:rPr>
+          <w:rStyle w:val="CommentReference"/>
+        </w:rPr>
+        <w:annotationRef/>
+      </w:r>
+      <w:r>
+        <w:rPr>
+          <w:color w:val="a02b93"/>
+        </w:rPr>
+        <w:t>enumerar y nombrar tabla: Tabla 1. Cronograma para redes</w:t>
+      </w:r>
+    </w:p>
+    <w:p xmlns:w14="http://schemas.microsoft.com/office/word/2010/wordml" xmlns:w="http://schemas.openxmlformats.org/wordprocessingml/2006/main">
+      <w:pPr>
+        <w:pStyle w:val="CommentText"/>
+      </w:pPr>
+    </w:p>
+    <w:p xmlns:w14="http://schemas.microsoft.com/office/word/2010/wordml" xmlns:w="http://schemas.openxmlformats.org/wordprocessingml/2006/main">
+      <w:pPr>
+        <w:pStyle w:val="CommentText"/>
+      </w:pPr>
+      <w:r>
+        <w:rPr>
+          <w:color w:val="a02b93"/>
+        </w:rPr>
+        <w:t>texto alternativo: se presenta una tabla con 7 columnas y 7 filas, En la primera fila se menciona: Red/plataforma, tipo de campaña, costo, CPC, CPM, Fecha, hora.</w:t>
+      </w:r>
+    </w:p>
+    <w:p xmlns:w14="http://schemas.microsoft.com/office/word/2010/wordml" xmlns:w="http://schemas.openxmlformats.org/wordprocessingml/2006/main">
+      <w:pPr>
+        <w:pStyle w:val="CommentText"/>
+      </w:pPr>
+      <w:r>
+        <w:rPr>
+          <w:color w:val="a02b93"/>
+        </w:rPr>
+        <w:t>En la primera columna se mencionan las diferentes redes sociales y en la segunda fila se mencionan diferentes tipos de campaña: grupo de anuncios, retargueting, video promocional, aumento leads, anuncio y texto. las demás casillas se encuentran vacías.</w:t>
+      </w:r>
+    </w:p>
+  </w:comment>
+  <w:comment xmlns:w="http://schemas.openxmlformats.org/wordprocessingml/2006/main" w:initials="CS" w:author="Carolina Jiménez Suescún" w:date="2024-11-20T01:25:44" w:id="1933215447">
+    <w:p xmlns:w14="http://schemas.microsoft.com/office/word/2010/wordml" xmlns:w="http://schemas.openxmlformats.org/wordprocessingml/2006/main">
+      <w:pPr>
+        <w:pStyle w:val="CommentText"/>
+      </w:pPr>
+      <w:r>
+        <w:rPr>
+          <w:rStyle w:val="CommentReference"/>
+        </w:rPr>
+        <w:annotationRef/>
+      </w:r>
+      <w:r>
+        <w:rPr>
+          <w:color w:val="a02b93"/>
+        </w:rPr>
+        <w:t>enumerar y nombra tabla: Tabla 2. Ejemplo de cronograma para radio.</w:t>
+      </w:r>
+    </w:p>
+    <w:p xmlns:w14="http://schemas.microsoft.com/office/word/2010/wordml" xmlns:w="http://schemas.openxmlformats.org/wordprocessingml/2006/main">
+      <w:pPr>
+        <w:pStyle w:val="CommentText"/>
+      </w:pPr>
+    </w:p>
+    <w:p xmlns:w14="http://schemas.microsoft.com/office/word/2010/wordml" xmlns:w="http://schemas.openxmlformats.org/wordprocessingml/2006/main">
+      <w:pPr>
+        <w:pStyle w:val="CommentText"/>
+      </w:pPr>
+      <w:r>
+        <w:rPr>
+          <w:color w:val="a02b93"/>
+        </w:rPr>
+        <w:t>texto alternativo: la tabla tienen 7 columnas y dos filas, en la primera fila se puede leer: emisora, programa, duración, costo, CPM, fecha y hora. En la segunda fila se presenta un ejemplo: W radio, sigue la W, 15", 3000000, 120000.</w:t>
+      </w:r>
+    </w:p>
+  </w:comment>
+  <w:comment xmlns:w="http://schemas.openxmlformats.org/wordprocessingml/2006/main" w:initials="CS" w:author="Carolina Jiménez Suescún" w:date="2024-11-20T01:28:44" w:id="710901145">
+    <w:p xmlns:w14="http://schemas.microsoft.com/office/word/2010/wordml" xmlns:w="http://schemas.openxmlformats.org/wordprocessingml/2006/main">
+      <w:pPr>
+        <w:pStyle w:val="CommentText"/>
+      </w:pPr>
+      <w:r>
+        <w:rPr>
+          <w:rStyle w:val="CommentReference"/>
+        </w:rPr>
+        <w:annotationRef/>
+      </w:r>
+      <w:r>
+        <w:rPr>
+          <w:color w:val="a02b93"/>
+        </w:rPr>
+        <w:t>enumerar y nombra tabla: Tabla 3. ejemplo de cronograma para revista.</w:t>
+      </w:r>
+    </w:p>
+    <w:p xmlns:w14="http://schemas.microsoft.com/office/word/2010/wordml" xmlns:w="http://schemas.openxmlformats.org/wordprocessingml/2006/main">
+      <w:pPr>
+        <w:pStyle w:val="CommentText"/>
+      </w:pPr>
+    </w:p>
+    <w:p xmlns:w14="http://schemas.microsoft.com/office/word/2010/wordml" xmlns:w="http://schemas.openxmlformats.org/wordprocessingml/2006/main">
+      <w:pPr>
+        <w:pStyle w:val="CommentText"/>
+      </w:pPr>
+      <w:r>
+        <w:rPr>
+          <w:color w:val="a02b93"/>
+        </w:rPr>
+        <w:t>texto alternativo: la tabla tienen 7 columnas y dos filas, en la primera fila se puede leer: revista, ubicación, tamaño anuncio, costo, CPM, fecha publicación. En la  segunda fila se presenta un ejemplo: semana, derecha- columnas opinión, media pagina horizontal, 17000000, 100000.</w:t>
+      </w:r>
+    </w:p>
+  </w:comment>
 </w:comments>
 </file>
 
 <file path=word/commentsExtended.xml><?xml version="1.0" encoding="utf-8"?>
-<w15:commentsEx xmlns:wpc="http://schemas.microsoft.com/office/word/2010/wordprocessingCanvas" xmlns:cx="http://schemas.microsoft.com/office/drawing/2014/chartex" xmlns:cx1="http://schemas.microsoft.com/office/drawing/2015/9/8/chartex" xmlns:cx2="http://schemas.microsoft.com/office/drawing/2015/10/21/chartex" xmlns:cx3="http://schemas.microsoft.com/office/drawing/2016/5/9/chartex" xmlns:cx4="http://schemas.microsoft.com/office/drawing/2016/5/10/chartex" xmlns:cx5="http://schemas.microsoft.com/office/drawing/2016/5/11/chartex" xmlns:cx6="http://schemas.microsoft.com/office/drawing/2016/5/12/chartex" xmlns:cx7="http://schemas.microsoft.com/office/drawing/2016/5/13/chartex" xmlns:cx8="http://schemas.microsoft.com/office/drawing/2016/5/14/chartex" xmlns:mc="http://schemas.openxmlformats.org/markup-compatibility/2006" xmlns:aink="http://schemas.microsoft.com/office/drawing/2016/ink" xmlns:am3d="http://schemas.microsoft.com/office/drawing/2017/model3d" xmlns:o="urn:schemas-microsoft-com:office:office" xmlns:oel="http://schemas.microsoft.com/office/2019/extlst" xmlns:r="http://schemas.openxmlformats.org/officeDocument/2006/relationships" xmlns:m="http://schemas.openxmlformats.org/officeDocument/2006/math" xmlns:v="urn:schemas-microsoft-com:vml" xmlns:wp14="http://schemas.microsoft.com/office/word/2010/wordprocessingDrawing" xmlns:wp="http://schemas.openxmlformats.org/drawingml/2006/wordprocessingDrawing" xmlns:w10="urn:schemas-microsoft-com:office:word" xmlns:w="http://schemas.openxmlformats.org/wordprocessingml/2006/main" xmlns:w14="http://schemas.microsoft.com/office/word/2010/wordml" xmlns:w15="http://schemas.microsoft.com/office/word/2012/wordml" xmlns:w16cex="http://schemas.microsoft.com/office/word/2018/wordml/cex" xmlns:w16cid="http://schemas.microsoft.com/office/word/2016/wordml/cid" xmlns:w16="http://schemas.microsoft.com/office/word/2018/wordml" xmlns:w16du="http://schemas.microsoft.com/office/word/2023/wordml/word16du" xmlns:w16sdtdh="http://schemas.microsoft.com/office/word/2020/wordml/sdtdatahash" xmlns:w16se="http://schemas.microsoft.com/office/word/2015/wordml/symex" xmlns:wpg="http://schemas.microsoft.com/office/word/2010/wordprocessingGroup" xmlns:wpi="http://schemas.microsoft.com/office/word/2010/wordprocessingInk" xmlns:wne="http://schemas.microsoft.com/office/word/2006/wordml" xmlns:wps="http://schemas.microsoft.com/office/word/2010/wordprocessingShape" mc:Ignorable="w14 w15 w16se w16cid w16 w16cex w16sdtdh w16du wp14">
-  <w15:commentEx w15:paraId="51BB9EF2" w15:done="0"/>
-  <w15:commentEx w15:paraId="2E5B5275" w15:done="0"/>
-  <w15:commentEx w15:paraId="760EB90C" w15:done="0"/>
-  <w15:commentEx w15:paraId="4FFD6BCF" w15:done="0"/>
-  <w15:commentEx w15:paraId="5226A3F8" w15:done="0"/>
-  <w15:commentEx w15:paraId="3B92A241" w15:done="0"/>
-  <w15:commentEx w15:paraId="2DB97AC3" w15:done="0"/>
-  <w15:commentEx w15:paraId="79318337" w15:done="0"/>
-  <w15:commentEx w15:paraId="546C1292" w15:done="0"/>
-  <w15:commentEx w15:paraId="433F0617" w15:done="0"/>
-  <w15:commentEx w15:paraId="49D347FF" w15:done="0"/>
+<w15:commentsEx xmlns:mc="http://schemas.openxmlformats.org/markup-compatibility/2006" xmlns:w15="http://schemas.microsoft.com/office/word/2012/wordml" mc:Ignorable="w15">
+  <w15:commentEx w15:done="0" w15:paraId="51BB9EF2"/>
+  <w15:commentEx w15:done="0" w15:paraId="2E5B5275"/>
+  <w15:commentEx w15:done="0" w15:paraId="760EB90C"/>
+  <w15:commentEx w15:done="0" w15:paraId="4FFD6BCF"/>
+  <w15:commentEx w15:done="0" w15:paraId="5226A3F8"/>
+  <w15:commentEx w15:done="0" w15:paraId="3B92A241"/>
+  <w15:commentEx w15:done="0" w15:paraId="2DB97AC3"/>
+  <w15:commentEx w15:done="0" w15:paraId="79318337"/>
+  <w15:commentEx w15:done="0" w15:paraId="546C1292"/>
+  <w15:commentEx w15:done="0" w15:paraId="433F0617"/>
+  <w15:commentEx w15:done="0" w15:paraId="49D347FF"/>
+  <w15:commentEx w15:done="0" w15:paraId="00A26A28"/>
+  <w15:commentEx w15:done="0" w15:paraId="1660A101" w15:paraIdParent="546C1292"/>
+  <w15:commentEx w15:done="0" w15:paraId="377FACC1"/>
+  <w15:commentEx w15:done="0" w15:paraId="26ED91BF"/>
+  <w15:commentEx w15:done="0" w15:paraId="7F50C6CD"/>
 </w15:commentsEx>
 </file>
 
 <file path=word/commentsExtensible.xml><?xml version="1.0" encoding="utf-8"?>
-<w16cex:commentsExtensible xmlns:wpc="http://schemas.microsoft.com/office/word/2010/wordprocessingCanvas" xmlns:cx="http://schemas.microsoft.com/office/drawing/2014/chartex" xmlns:cx1="http://schemas.microsoft.com/office/drawing/2015/9/8/chartex" xmlns:cx2="http://schemas.microsoft.com/office/drawing/2015/10/21/chartex" xmlns:cx3="http://schemas.microsoft.com/office/drawing/2016/5/9/chartex" xmlns:cx4="http://schemas.microsoft.com/office/drawing/2016/5/10/chartex" xmlns:cx5="http://schemas.microsoft.com/office/drawing/2016/5/11/chartex" xmlns:cx6="http://schemas.microsoft.com/office/drawing/2016/5/12/chartex" xmlns:cx7="http://schemas.microsoft.com/office/drawing/2016/5/13/chartex" xmlns:cx8="http://schemas.microsoft.com/office/drawing/2016/5/14/chartex" xmlns:cr="http://schemas.microsoft.com/office/comments/2020/reactions" xmlns:mc="http://schemas.openxmlformats.org/markup-compatibility/2006" xmlns:aink="http://schemas.microsoft.com/office/drawing/2016/ink" xmlns:am3d="http://schemas.microsoft.com/office/drawing/2017/model3d" xmlns:o="urn:schemas-microsoft-com:office:office" xmlns:oel="http://schemas.microsoft.com/office/2019/extlst" xmlns:r="http://schemas.openxmlformats.org/officeDocument/2006/relationships" xmlns:m="http://schemas.openxmlformats.org/officeDocument/2006/math" xmlns:v="urn:schemas-microsoft-com:vml" xmlns:wp14="http://schemas.microsoft.com/office/word/2010/wordprocessingDrawing" xmlns:wp="http://schemas.openxmlformats.org/drawingml/2006/wordprocessingDrawing" xmlns:w10="urn:schemas-microsoft-com:office:word" xmlns:w="http://schemas.openxmlformats.org/wordprocessingml/2006/main" xmlns:w14="http://schemas.microsoft.com/office/word/2010/wordml" xmlns:w15="http://schemas.microsoft.com/office/word/2012/wordml" xmlns:w16cex="http://schemas.microsoft.com/office/word/2018/wordml/cex" xmlns:w16cid="http://schemas.microsoft.com/office/word/2016/wordml/cid" xmlns:w16="http://schemas.microsoft.com/office/word/2018/wordml" xmlns:w16du="http://schemas.microsoft.com/office/word/2023/wordml/word16du" xmlns:w16sdtdh="http://schemas.microsoft.com/office/word/2020/wordml/sdtdatahash" xmlns:w16se="http://schemas.microsoft.com/office/word/2015/wordml/symex" xmlns:wpg="http://schemas.microsoft.com/office/word/2010/wordprocessingGroup" xmlns:wpi="http://schemas.microsoft.com/office/word/2010/wordprocessingInk" xmlns:wne="http://schemas.microsoft.com/office/word/2006/wordml" xmlns:wps="http://schemas.microsoft.com/office/word/2010/wordprocessingShape" mc:Ignorable="w14 w15 w16se w16cid w16 w16cex w16sdtdh cr w16du wp14">
+<w16cex:commentsExtensible xmlns:w16="http://schemas.microsoft.com/office/word/2018/wordml" xmlns:w16cex="http://schemas.microsoft.com/office/word/2018/wordml/cex" xmlns:mc="http://schemas.openxmlformats.org/markup-compatibility/2006" mc:Ignorable="w16 w16cex">
   <w16cex:commentExtensible w16cex:durableId="207B25CE" w16cex:dateUtc="2024-05-22T07:21:00Z"/>
   <w16cex:commentExtensible w16cex:durableId="382C23F7" w16cex:dateUtc="2024-05-22T07:27:00Z"/>
   <w16cex:commentExtensible w16cex:durableId="053B292C" w16cex:dateUtc="2024-05-22T07:31:00Z"/>
@@ -5893,11 +6067,16 @@
   <w16cex:commentExtensible w16cex:durableId="65B74497" w16cex:dateUtc="2024-05-22T08:02:00Z"/>
   <w16cex:commentExtensible w16cex:durableId="137FAF1A" w16cex:dateUtc="2024-05-22T08:11:00Z"/>
   <w16cex:commentExtensible w16cex:durableId="71087CC5" w16cex:dateUtc="2024-05-22T08:28:00Z"/>
+  <w16cex:commentExtensible w16cex:durableId="0E0EEDD9" w16cex:dateUtc="2024-09-12T20:01:26.285Z"/>
+  <w16cex:commentExtensible w16cex:durableId="40F6B77E" w16cex:dateUtc="2024-11-19T19:49:19.439Z"/>
+  <w16cex:commentExtensible w16cex:durableId="3972A268" w16cex:dateUtc="2024-11-20T06:22:40.253Z"/>
+  <w16cex:commentExtensible w16cex:durableId="0AF8583D" w16cex:dateUtc="2024-11-20T06:25:44.874Z"/>
+  <w16cex:commentExtensible w16cex:durableId="33B4FBEF" w16cex:dateUtc="2024-11-20T06:28:44.836Z"/>
 </w16cex:commentsExtensible>
 </file>
 
 <file path=word/commentsIds.xml><?xml version="1.0" encoding="utf-8"?>
-<w16cid:commentsIds xmlns:wpc="http://schemas.microsoft.com/office/word/2010/wordprocessingCanvas" xmlns:cx="http://schemas.microsoft.com/office/drawing/2014/chartex" xmlns:cx1="http://schemas.microsoft.com/office/drawing/2015/9/8/chartex" xmlns:cx2="http://schemas.microsoft.com/office/drawing/2015/10/21/chartex" xmlns:cx3="http://schemas.microsoft.com/office/drawing/2016/5/9/chartex" xmlns:cx4="http://schemas.microsoft.com/office/drawing/2016/5/10/chartex" xmlns:cx5="http://schemas.microsoft.com/office/drawing/2016/5/11/chartex" xmlns:cx6="http://schemas.microsoft.com/office/drawing/2016/5/12/chartex" xmlns:cx7="http://schemas.microsoft.com/office/drawing/2016/5/13/chartex" xmlns:cx8="http://schemas.microsoft.com/office/drawing/2016/5/14/chartex" xmlns:mc="http://schemas.openxmlformats.org/markup-compatibility/2006" xmlns:aink="http://schemas.microsoft.com/office/drawing/2016/ink" xmlns:am3d="http://schemas.microsoft.com/office/drawing/2017/model3d" xmlns:o="urn:schemas-microsoft-com:office:office" xmlns:oel="http://schemas.microsoft.com/office/2019/extlst" xmlns:r="http://schemas.openxmlformats.org/officeDocument/2006/relationships" xmlns:m="http://schemas.openxmlformats.org/officeDocument/2006/math" xmlns:v="urn:schemas-microsoft-com:vml" xmlns:wp14="http://schemas.microsoft.com/office/word/2010/wordprocessingDrawing" xmlns:wp="http://schemas.openxmlformats.org/drawingml/2006/wordprocessingDrawing" xmlns:w10="urn:schemas-microsoft-com:office:word" xmlns:w="http://schemas.openxmlformats.org/wordprocessingml/2006/main" xmlns:w14="http://schemas.microsoft.com/office/word/2010/wordml" xmlns:w15="http://schemas.microsoft.com/office/word/2012/wordml" xmlns:w16cex="http://schemas.microsoft.com/office/word/2018/wordml/cex" xmlns:w16cid="http://schemas.microsoft.com/office/word/2016/wordml/cid" xmlns:w16="http://schemas.microsoft.com/office/word/2018/wordml" xmlns:w16du="http://schemas.microsoft.com/office/word/2023/wordml/word16du" xmlns:w16sdtdh="http://schemas.microsoft.com/office/word/2020/wordml/sdtdatahash" xmlns:w16se="http://schemas.microsoft.com/office/word/2015/wordml/symex" xmlns:wpg="http://schemas.microsoft.com/office/word/2010/wordprocessingGroup" xmlns:wpi="http://schemas.microsoft.com/office/word/2010/wordprocessingInk" xmlns:wne="http://schemas.microsoft.com/office/word/2006/wordml" xmlns:wps="http://schemas.microsoft.com/office/word/2010/wordprocessingShape" mc:Ignorable="w14 w15 w16se w16cid w16 w16cex w16sdtdh w16du wp14">
+<w16cid:commentsIds xmlns:mc="http://schemas.openxmlformats.org/markup-compatibility/2006" xmlns:w16cid="http://schemas.microsoft.com/office/word/2016/wordml/cid" mc:Ignorable="w16cid">
   <w16cid:commentId w16cid:paraId="51BB9EF2" w16cid:durableId="207B25CE"/>
   <w16cid:commentId w16cid:paraId="2E5B5275" w16cid:durableId="382C23F7"/>
   <w16cid:commentId w16cid:paraId="760EB90C" w16cid:durableId="053B292C"/>
@@ -5909,6 +6088,11 @@
   <w16cid:commentId w16cid:paraId="546C1292" w16cid:durableId="65B74497"/>
   <w16cid:commentId w16cid:paraId="433F0617" w16cid:durableId="137FAF1A"/>
   <w16cid:commentId w16cid:paraId="49D347FF" w16cid:durableId="71087CC5"/>
+  <w16cid:commentId w16cid:paraId="00A26A28" w16cid:durableId="0E0EEDD9"/>
+  <w16cid:commentId w16cid:paraId="1660A101" w16cid:durableId="40F6B77E"/>
+  <w16cid:commentId w16cid:paraId="377FACC1" w16cid:durableId="3972A268"/>
+  <w16cid:commentId w16cid:paraId="26ED91BF" w16cid:durableId="0AF8583D"/>
+  <w16cid:commentId w16cid:paraId="7F50C6CD" w16cid:durableId="33B4FBEF"/>
 </w16cid:commentsIds>
 </file>
 
@@ -6355,8 +6539,11 @@
 </file>
 
 <file path=word/people.xml><?xml version="1.0" encoding="utf-8"?>
-<w15:people xmlns:wpc="http://schemas.microsoft.com/office/word/2010/wordprocessingCanvas" xmlns:cx="http://schemas.microsoft.com/office/drawing/2014/chartex" xmlns:cx1="http://schemas.microsoft.com/office/drawing/2015/9/8/chartex" xmlns:cx2="http://schemas.microsoft.com/office/drawing/2015/10/21/chartex" xmlns:cx3="http://schemas.microsoft.com/office/drawing/2016/5/9/chartex" xmlns:cx4="http://schemas.microsoft.com/office/drawing/2016/5/10/chartex" xmlns:cx5="http://schemas.microsoft.com/office/drawing/2016/5/11/chartex" xmlns:cx6="http://schemas.microsoft.com/office/drawing/2016/5/12/chartex" xmlns:cx7="http://schemas.microsoft.com/office/drawing/2016/5/13/chartex" xmlns:cx8="http://schemas.microsoft.com/office/drawing/2016/5/14/chartex" xmlns:mc="http://schemas.openxmlformats.org/markup-compatibility/2006" xmlns:aink="http://schemas.microsoft.com/office/drawing/2016/ink" xmlns:am3d="http://schemas.microsoft.com/office/drawing/2017/model3d" xmlns:o="urn:schemas-microsoft-com:office:office" xmlns:oel="http://schemas.microsoft.com/office/2019/extlst" xmlns:r="http://schemas.openxmlformats.org/officeDocument/2006/relationships" xmlns:m="http://schemas.openxmlformats.org/officeDocument/2006/math" xmlns:v="urn:schemas-microsoft-com:vml" xmlns:wp14="http://schemas.microsoft.com/office/word/2010/wordprocessingDrawing" xmlns:wp="http://schemas.openxmlformats.org/drawingml/2006/wordprocessingDrawing" xmlns:w10="urn:schemas-microsoft-com:office:word" xmlns:w="http://schemas.openxmlformats.org/wordprocessingml/2006/main" xmlns:w14="http://schemas.microsoft.com/office/word/2010/wordml" xmlns:w15="http://schemas.microsoft.com/office/word/2012/wordml" xmlns:w16cex="http://schemas.microsoft.com/office/word/2018/wordml/cex" xmlns:w16cid="http://schemas.microsoft.com/office/word/2016/wordml/cid" xmlns:w16="http://schemas.microsoft.com/office/word/2018/wordml" xmlns:w16du="http://schemas.microsoft.com/office/word/2023/wordml/word16du" xmlns:w16sdtdh="http://schemas.microsoft.com/office/word/2020/wordml/sdtdatahash" xmlns:w16se="http://schemas.microsoft.com/office/word/2015/wordml/symex" xmlns:wpg="http://schemas.microsoft.com/office/word/2010/wordprocessingGroup" xmlns:wpi="http://schemas.microsoft.com/office/word/2010/wordprocessingInk" xmlns:wne="http://schemas.microsoft.com/office/word/2006/wordml" xmlns:wps="http://schemas.microsoft.com/office/word/2010/wordprocessingShape" mc:Ignorable="w14 w15 w16se w16cid w16 w16cex w16sdtdh w16du wp14">
+<w15:people xmlns:mc="http://schemas.openxmlformats.org/markup-compatibility/2006" xmlns:w15="http://schemas.microsoft.com/office/word/2012/wordml" mc:Ignorable="w15">
   <w15:person w15:author="Carolina">
+    <w15:presenceInfo w15:providerId="AD" w15:userId="S::cjimenezs@sena.edu.co::3cfa265c-d4ff-4840-b426-36d1ac024410"/>
+  </w15:person>
+  <w15:person w15:author="Carolina Jiménez Suescún">
     <w15:presenceInfo w15:providerId="AD" w15:userId="S::cjimenezs@sena.edu.co::3cfa265c-d4ff-4840-b426-36d1ac024410"/>
   </w15:person>
 </w15:people>
@@ -7718,6 +7905,26 @@
 </file>
 
 <file path=customXml/item1.xml><?xml version="1.0" encoding="utf-8"?>
+<p:properties xmlns:p="http://schemas.microsoft.com/office/2006/metadata/properties" xmlns:xsi="http://www.w3.org/2001/XMLSchema-instance" xmlns:pc="http://schemas.microsoft.com/office/infopath/2007/PartnerControls">
+  <documentManagement>
+    <TaxCatchAll xmlns="cb45339b-ced9-4d0d-8f64-77573914d53b" xsi:nil="true"/>
+    <lcf76f155ced4ddcb4097134ff3c332f xmlns="43a3ca16-9c26-4813-b83f-4aec9927b43f">
+      <Terms xmlns="http://schemas.microsoft.com/office/infopath/2007/PartnerControls"/>
+    </lcf76f155ced4ddcb4097134ff3c332f>
+  </documentManagement>
+</p:properties>
+</file>
+
+<file path=customXml/item2.xml><?xml version="1.0" encoding="utf-8"?>
+<?mso-contentType ?>
+<FormTemplates xmlns="http://schemas.microsoft.com/sharepoint/v3/contenttype/forms">
+  <Display>DocumentLibraryForm</Display>
+  <Edit>DocumentLibraryForm</Edit>
+  <New>DocumentLibraryForm</New>
+</FormTemplates>
+</file>
+
+<file path=customXml/item3.xml><?xml version="1.0" encoding="utf-8"?>
 <ct:contentTypeSchema xmlns:ct="http://schemas.microsoft.com/office/2006/metadata/contentType" xmlns:ma="http://schemas.microsoft.com/office/2006/metadata/properties/metaAttributes" ct:_="" ma:_="" ma:contentTypeName="Documento" ma:contentTypeID="0x01010049282E1EDBE9234EA9E6D38F720E265F" ma:contentTypeVersion="15" ma:contentTypeDescription="Crear nuevo documento." ma:contentTypeScope="" ma:versionID="b31c7aa9eaf043a08b87120b3c4916e3">
   <xsd:schema xmlns:xsd="http://www.w3.org/2001/XMLSchema" xmlns:xs="http://www.w3.org/2001/XMLSchema" xmlns:p="http://schemas.microsoft.com/office/2006/metadata/properties" xmlns:ns2="cb45339b-ced9-4d0d-8f64-77573914d53b" xmlns:ns3="43a3ca16-9c26-4813-b83f-4aec9927b43f" targetNamespace="http://schemas.microsoft.com/office/2006/metadata/properties" ma:root="true" ma:fieldsID="3533d065b04d75c457075bc55f1f5315" ns2:_="" ns3:_="">
     <xsd:import namespace="cb45339b-ced9-4d0d-8f64-77573914d53b"/>
@@ -7952,34 +8159,40 @@
 </ct:contentTypeSchema>
 </file>
 
-<file path=customXml/item2.xml><?xml version="1.0" encoding="utf-8"?>
-<?mso-contentType ?>
-<FormTemplates xmlns="http://schemas.microsoft.com/sharepoint/v3/contenttype/forms">
-  <Display>DocumentLibraryForm</Display>
-  <Edit>DocumentLibraryForm</Edit>
-  <New>DocumentLibraryForm</New>
-</FormTemplates>
-</file>
-
-<file path=customXml/item3.xml><?xml version="1.0" encoding="utf-8"?>
-<p:properties xmlns:p="http://schemas.microsoft.com/office/2006/metadata/properties" xmlns:xsi="http://www.w3.org/2001/XMLSchema-instance" xmlns:pc="http://schemas.microsoft.com/office/infopath/2007/PartnerControls">
-  <documentManagement>
-    <TaxCatchAll xmlns="cb45339b-ced9-4d0d-8f64-77573914d53b" xsi:nil="true"/>
-    <lcf76f155ced4ddcb4097134ff3c332f xmlns="43a3ca16-9c26-4813-b83f-4aec9927b43f">
-      <Terms xmlns="http://schemas.microsoft.com/office/infopath/2007/PartnerControls"/>
-    </lcf76f155ced4ddcb4097134ff3c332f>
-  </documentManagement>
-</p:properties>
-</file>
-
 <file path=customXml/itemProps1.xml><?xml version="1.0" encoding="utf-8"?>
-<ds:datastoreItem xmlns:ds="http://schemas.openxmlformats.org/officeDocument/2006/customXml" ds:itemID="{F2EDAC24-578E-47EC-8F4E-38889223FE94}"/>
+<ds:datastoreItem xmlns:ds="http://schemas.openxmlformats.org/officeDocument/2006/customXml" ds:itemID="{3F7F036D-768C-404F-9069-8B443FB73AB6}">
+  <ds:schemaRefs>
+    <ds:schemaRef ds:uri="http://schemas.microsoft.com/office/2006/metadata/properties"/>
+    <ds:schemaRef ds:uri="http://schemas.microsoft.com/office/infopath/2007/PartnerControls"/>
+    <ds:schemaRef ds:uri="cb45339b-ced9-4d0d-8f64-77573914d53b"/>
+    <ds:schemaRef ds:uri="43a3ca16-9c26-4813-b83f-4aec9927b43f"/>
+  </ds:schemaRefs>
+</ds:datastoreItem>
 </file>
 
 <file path=customXml/itemProps2.xml><?xml version="1.0" encoding="utf-8"?>
-<ds:datastoreItem xmlns:ds="http://schemas.openxmlformats.org/officeDocument/2006/customXml" ds:itemID="{29F06A84-A348-4F99-950B-583C75877CE6}"/>
+<ds:datastoreItem xmlns:ds="http://schemas.openxmlformats.org/officeDocument/2006/customXml" ds:itemID="{29F06A84-A348-4F99-950B-583C75877CE6}">
+  <ds:schemaRefs>
+    <ds:schemaRef ds:uri="http://schemas.microsoft.com/sharepoint/v3/contenttype/forms"/>
+  </ds:schemaRefs>
+</ds:datastoreItem>
 </file>
 
 <file path=customXml/itemProps3.xml><?xml version="1.0" encoding="utf-8"?>
-<ds:datastoreItem xmlns:ds="http://schemas.openxmlformats.org/officeDocument/2006/customXml" ds:itemID="{3F7F036D-768C-404F-9069-8B443FB73AB6}"/>
+<ds:datastoreItem xmlns:ds="http://schemas.openxmlformats.org/officeDocument/2006/customXml" ds:itemID="{F2EDAC24-578E-47EC-8F4E-38889223FE94}">
+  <ds:schemaRefs>
+    <ds:schemaRef ds:uri="http://schemas.microsoft.com/office/2006/metadata/contentType"/>
+    <ds:schemaRef ds:uri="http://schemas.microsoft.com/office/2006/metadata/properties/metaAttributes"/>
+    <ds:schemaRef ds:uri="http://www.w3.org/2001/XMLSchema"/>
+    <ds:schemaRef ds:uri="http://schemas.microsoft.com/office/2006/metadata/properties"/>
+    <ds:schemaRef ds:uri="cb45339b-ced9-4d0d-8f64-77573914d53b"/>
+    <ds:schemaRef ds:uri="43a3ca16-9c26-4813-b83f-4aec9927b43f"/>
+    <ds:schemaRef ds:uri="http://schemas.microsoft.com/office/2006/documentManagement/types"/>
+    <ds:schemaRef ds:uri="http://schemas.microsoft.com/office/infopath/2007/PartnerControls"/>
+    <ds:schemaRef ds:uri="http://schemas.openxmlformats.org/package/2006/metadata/core-properties"/>
+    <ds:schemaRef ds:uri="http://purl.org/dc/elements/1.1/"/>
+    <ds:schemaRef ds:uri="http://purl.org/dc/terms/"/>
+    <ds:schemaRef ds:uri="http://schemas.microsoft.com/internal/obd"/>
+  </ds:schemaRefs>
+</ds:datastoreItem>
 </file>